--- a/11.spring/spr batch/3.spr batch-udemy.docx
+++ b/11.spring/spr batch/3.spr batch-udemy.docx
@@ -29,49 +29,963 @@
         </w:rPr>
         <w:t>When u have large volume of data , and u wanted to do all at night / when u wanted to do all in single shot then go for batch processing</w:t>
       </w:r>
-      <w:bookmarkStart w:id="0" w:name="_GoBack"/>
-      <w:bookmarkEnd w:id="0"/>
-    </w:p>
-    <w:p>
-      <w:pPr>
-        <w:rPr>
-          <w:lang w:val="en-US"/>
-        </w:rPr>
-      </w:pPr>
-      <w:r>
-        <w:rPr>
-          <w:lang w:val="en-US"/>
-        </w:rPr>
-        <w:t>Ex</w:t>
-      </w:r>
-      <w:proofErr w:type="gramStart"/>
-      <w:r>
-        <w:rPr>
-          <w:lang w:val="en-US"/>
-        </w:rPr>
-        <w:t>:-</w:t>
-      </w:r>
-      <w:proofErr w:type="gramEnd"/>
-      <w:r>
-        <w:rPr>
-          <w:lang w:val="en-US"/>
-        </w:rPr>
-        <w:t xml:space="preserve"> </w:t>
-      </w:r>
-      <w:proofErr w:type="spellStart"/>
-      <w:r>
-        <w:rPr>
-          <w:lang w:val="en-US"/>
-        </w:rPr>
-        <w:t>sensex</w:t>
-      </w:r>
-      <w:proofErr w:type="spellEnd"/>
-      <w:r>
-        <w:rPr>
-          <w:lang w:val="en-US"/>
-        </w:rPr>
-        <w:t xml:space="preserve"> processing</w:t>
-      </w:r>
+    </w:p>
+    <w:p>
+      <w:pPr>
+        <w:rPr>
+          <w:lang w:val="en-US"/>
+        </w:rPr>
+      </w:pPr>
+      <w:r>
+        <w:rPr>
+          <w:lang w:val="en-US"/>
+        </w:rPr>
+        <w:t>Ex:- sensex processing</w:t>
+      </w:r>
+    </w:p>
+    <w:tbl>
+      <w:tblPr>
+        <w:tblStyle w:val="TableGrid"/>
+        <w:tblW w:w="0" w:type="auto"/>
+        <w:tblLook w:val="04A0" w:firstRow="1" w:lastRow="0" w:firstColumn="1" w:lastColumn="0" w:noHBand="0" w:noVBand="1"/>
+      </w:tblPr>
+      <w:tblGrid>
+        <w:gridCol w:w="21590"/>
+      </w:tblGrid>
+      <w:tr>
+        <w:tc>
+          <w:tcPr>
+            <w:tcW w:w="21590" w:type="dxa"/>
+          </w:tcPr>
+          <w:p>
+            <w:pPr>
+              <w:pStyle w:val="NormalWeb"/>
+              <w:spacing w:before="0" w:beforeAutospacing="0" w:after="0" w:afterAutospacing="0"/>
+            </w:pPr>
+            <w:r>
+              <w:rPr>
+                <w:rFonts w:ascii="Google Sans Text" w:hAnsi="Google Sans Text"/>
+                <w:color w:val="000000"/>
+                <w:sz w:val="22"/>
+                <w:szCs w:val="22"/>
+              </w:rPr>
+              <w:t>Each step is independent and can ve run in sequenctial or parallel or we can configure to go with step 2 - if step 1 failed ...</w:t>
+            </w:r>
+          </w:p>
+          <w:p>
+            <w:pPr>
+              <w:pStyle w:val="NormalWeb"/>
+              <w:spacing w:before="0" w:beforeAutospacing="0" w:after="0" w:afterAutospacing="0"/>
+            </w:pPr>
+            <w:r>
+              <w:rPr>
+                <w:rFonts w:ascii="Google Sans Text" w:hAnsi="Google Sans Text"/>
+                <w:color w:val="000000"/>
+                <w:sz w:val="22"/>
+                <w:szCs w:val="22"/>
+              </w:rPr>
+              <w:t>We have 2 kings of steps -chunk based steps, tasklet based step.</w:t>
+            </w:r>
+          </w:p>
+          <w:p>
+            <w:pPr>
+              <w:pStyle w:val="NormalWeb"/>
+              <w:spacing w:before="0" w:beforeAutospacing="0" w:after="0" w:afterAutospacing="0"/>
+            </w:pPr>
+            <w:r>
+              <w:rPr>
+                <w:rFonts w:ascii="Google Sans Text" w:hAnsi="Google Sans Text"/>
+                <w:color w:val="000000"/>
+                <w:sz w:val="22"/>
+                <w:szCs w:val="22"/>
+              </w:rPr>
+              <w:t>Item can be a record in a file, or record in a db</w:t>
+            </w:r>
+          </w:p>
+          <w:p>
+            <w:pPr>
+              <w:pStyle w:val="NormalWeb"/>
+              <w:spacing w:before="0" w:beforeAutospacing="0" w:after="0" w:afterAutospacing="0"/>
+            </w:pPr>
+            <w:r>
+              <w:rPr>
+                <w:rFonts w:ascii="Google Sans Text" w:hAnsi="Google Sans Text"/>
+                <w:color w:val="000000"/>
+                <w:sz w:val="22"/>
+                <w:szCs w:val="22"/>
+              </w:rPr>
+              <w:t>If we have millions of records we start processing chunk by chunk in a transaction </w:t>
+            </w:r>
+          </w:p>
+          <w:p>
+            <w:pPr>
+              <w:pStyle w:val="NormalWeb"/>
+              <w:spacing w:before="0" w:beforeAutospacing="0" w:after="0" w:afterAutospacing="0"/>
+            </w:pPr>
+            <w:r>
+              <w:rPr>
+                <w:rFonts w:ascii="Google Sans Text" w:hAnsi="Google Sans Text"/>
+                <w:color w:val="000000"/>
+                <w:sz w:val="22"/>
+                <w:szCs w:val="22"/>
+              </w:rPr>
+              <w:t>If chunk size is 100, immediately item reader will be called 100 times, then each item will be passed to the item processor , so that item processor will be called 100 times for each item.</w:t>
+            </w:r>
+          </w:p>
+          <w:p>
+            <w:pPr>
+              <w:pStyle w:val="NormalWeb"/>
+              <w:spacing w:before="0" w:beforeAutospacing="0" w:after="0" w:afterAutospacing="0"/>
+            </w:pPr>
+            <w:r>
+              <w:rPr>
+                <w:rFonts w:ascii="Google Sans Text" w:hAnsi="Google Sans Text"/>
+                <w:color w:val="000000"/>
+                <w:sz w:val="22"/>
+                <w:szCs w:val="22"/>
+              </w:rPr>
+              <w:t>Once that's done all items from item processor will be passed as a single call to item writer</w:t>
+            </w:r>
+          </w:p>
+          <w:p>
+            <w:pPr>
+              <w:pStyle w:val="NormalWeb"/>
+              <w:spacing w:before="0" w:beforeAutospacing="0" w:after="0" w:afterAutospacing="0"/>
+            </w:pPr>
+            <w:r>
+              <w:rPr>
+                <w:rFonts w:ascii="Google Sans Text" w:hAnsi="Google Sans Text"/>
+                <w:color w:val="000000"/>
+                <w:sz w:val="22"/>
+                <w:szCs w:val="22"/>
+              </w:rPr>
+              <w:t>Once job launched by Job launcher , it will tell to job repository that i have launched this job with all these params..and its jrepo responsibility to store the status of the job in database,</w:t>
+            </w:r>
+          </w:p>
+          <w:p>
+            <w:pPr>
+              <w:pStyle w:val="NormalWeb"/>
+              <w:spacing w:before="0" w:beforeAutospacing="0" w:after="0" w:afterAutospacing="0"/>
+            </w:pPr>
+            <w:r>
+              <w:rPr>
+                <w:rFonts w:ascii="Google Sans Text" w:hAnsi="Google Sans Text"/>
+                <w:color w:val="000000"/>
+                <w:sz w:val="22"/>
+                <w:szCs w:val="22"/>
+              </w:rPr>
+              <w:t>If u restart u will get multiple job executions under same job instance</w:t>
+            </w:r>
+          </w:p>
+          <w:p>
+            <w:pPr>
+              <w:pStyle w:val="NormalWeb"/>
+              <w:spacing w:before="0" w:beforeAutospacing="0" w:after="0" w:afterAutospacing="0"/>
+            </w:pPr>
+            <w:r>
+              <w:rPr>
+                <w:rFonts w:ascii="Google Sans Text" w:hAnsi="Google Sans Text"/>
+                <w:color w:val="000000"/>
+                <w:sz w:val="22"/>
+                <w:szCs w:val="22"/>
+              </w:rPr>
+              <w:t>@enableBatchProcessing this will build the infrastructure for us</w:t>
+            </w:r>
+          </w:p>
+          <w:p>
+            <w:pPr>
+              <w:pStyle w:val="NormalWeb"/>
+              <w:spacing w:before="0" w:beforeAutospacing="0" w:after="0" w:afterAutospacing="0"/>
+            </w:pPr>
+            <w:r>
+              <w:rPr>
+                <w:rFonts w:ascii="Google Sans Text" w:hAnsi="Google Sans Text"/>
+                <w:color w:val="000000"/>
+                <w:sz w:val="22"/>
+                <w:szCs w:val="22"/>
+              </w:rPr>
+              <w:t>Runidincrementor will provide me the uniwue job params every time before i run the job </w:t>
+            </w:r>
+          </w:p>
+          <w:p>
+            <w:pPr>
+              <w:pStyle w:val="NormalWeb"/>
+              <w:spacing w:before="0" w:beforeAutospacing="0" w:after="0" w:afterAutospacing="0"/>
+            </w:pPr>
+            <w:r>
+              <w:rPr>
+                <w:rFonts w:ascii="Google Sans Text" w:hAnsi="Google Sans Text"/>
+                <w:color w:val="000000"/>
+                <w:sz w:val="22"/>
+                <w:szCs w:val="22"/>
+              </w:rPr>
+              <w:t xml:space="preserve">1 </w:t>
+            </w:r>
+            <w:r>
+              <w:rPr>
+                <w:rFonts w:ascii="Vani" w:hAnsi="Vani" w:cs="Vani"/>
+                <w:color w:val="000000"/>
+                <w:sz w:val="22"/>
+                <w:szCs w:val="22"/>
+              </w:rPr>
+              <w:t>జాబ్</w:t>
+            </w:r>
+            <w:r>
+              <w:rPr>
+                <w:rFonts w:ascii="Google Sans Text" w:hAnsi="Google Sans Text"/>
+                <w:color w:val="000000"/>
+                <w:sz w:val="22"/>
+                <w:szCs w:val="22"/>
+              </w:rPr>
+              <w:t xml:space="preserve"> might have many steps</w:t>
+            </w:r>
+          </w:p>
+          <w:p>
+            <w:pPr>
+              <w:rPr>
+                <w:lang w:val="en-US"/>
+              </w:rPr>
+            </w:pPr>
+          </w:p>
+        </w:tc>
+      </w:tr>
+      <w:tr>
+        <w:tc>
+          <w:tcPr>
+            <w:tcW w:w="21590" w:type="dxa"/>
+          </w:tcPr>
+          <w:p>
+            <w:pPr>
+              <w:rPr>
+                <w:rFonts w:ascii="Comic Sans MS" w:eastAsia="Times New Roman" w:hAnsi="Comic Sans MS" w:cs="Times New Roman"/>
+                <w:sz w:val="24"/>
+                <w:szCs w:val="24"/>
+                <w:lang w:eastAsia="en-IN"/>
+              </w:rPr>
+            </w:pPr>
+            <w:bookmarkStart w:id="0" w:name="_GoBack"/>
+            <w:r>
+              <w:rPr>
+                <w:rFonts w:ascii="Comic Sans MS" w:eastAsia="Times New Roman" w:hAnsi="Comic Sans MS" w:cs="Times New Roman"/>
+                <w:color w:val="000000"/>
+                <w:sz w:val="24"/>
+                <w:szCs w:val="24"/>
+                <w:lang w:eastAsia="en-IN"/>
+              </w:rPr>
+              <w:t xml:space="preserve">1) program ni light ga tweak chey, input error ichi chudu, </w:t>
+            </w:r>
+            <w:r>
+              <w:rPr>
+                <w:rFonts w:ascii="Vani" w:eastAsia="Times New Roman" w:hAnsi="Vani" w:cs="Vani"/>
+                <w:color w:val="000000"/>
+                <w:sz w:val="24"/>
+                <w:szCs w:val="24"/>
+                <w:lang w:eastAsia="en-IN"/>
+              </w:rPr>
+              <w:t>ఏమవుతుందో</w:t>
+            </w:r>
+            <w:r>
+              <w:rPr>
+                <w:rFonts w:ascii="Comic Sans MS" w:eastAsia="Times New Roman" w:hAnsi="Comic Sans MS" w:cs="Times New Roman"/>
+                <w:color w:val="000000"/>
+                <w:sz w:val="24"/>
+                <w:szCs w:val="24"/>
+                <w:lang w:eastAsia="en-IN"/>
+              </w:rPr>
+              <w:t xml:space="preserve"> try chey</w:t>
+            </w:r>
+          </w:p>
+          <w:p>
+            <w:pPr>
+              <w:rPr>
+                <w:rFonts w:ascii="Comic Sans MS" w:eastAsia="Times New Roman" w:hAnsi="Comic Sans MS" w:cs="Times New Roman"/>
+                <w:sz w:val="24"/>
+                <w:szCs w:val="24"/>
+                <w:lang w:eastAsia="en-IN"/>
+              </w:rPr>
+            </w:pPr>
+          </w:p>
+          <w:p>
+            <w:pPr>
+              <w:rPr>
+                <w:rFonts w:ascii="Comic Sans MS" w:eastAsia="Times New Roman" w:hAnsi="Comic Sans MS" w:cs="Times New Roman"/>
+                <w:sz w:val="24"/>
+                <w:szCs w:val="24"/>
+                <w:lang w:eastAsia="en-IN"/>
+              </w:rPr>
+            </w:pPr>
+            <w:r>
+              <w:rPr>
+                <w:rFonts w:ascii="Comic Sans MS" w:eastAsia="Times New Roman" w:hAnsi="Comic Sans MS" w:cs="Times New Roman"/>
+                <w:color w:val="000000"/>
+                <w:sz w:val="24"/>
+                <w:szCs w:val="24"/>
+                <w:lang w:eastAsia="en-IN"/>
+              </w:rPr>
+              <w:t>Stop auro launching job by adding property</w:t>
+            </w:r>
+          </w:p>
+          <w:p>
+            <w:pPr>
+              <w:rPr>
+                <w:rFonts w:ascii="Comic Sans MS" w:eastAsia="Times New Roman" w:hAnsi="Comic Sans MS" w:cs="Times New Roman"/>
+                <w:sz w:val="24"/>
+                <w:szCs w:val="24"/>
+                <w:lang w:eastAsia="en-IN"/>
+              </w:rPr>
+            </w:pPr>
+            <w:r>
+              <w:rPr>
+                <w:rFonts w:ascii="Comic Sans MS" w:eastAsia="Times New Roman" w:hAnsi="Comic Sans MS" w:cs="Times New Roman"/>
+                <w:color w:val="000000"/>
+                <w:sz w:val="24"/>
+                <w:szCs w:val="24"/>
+                <w:lang w:eastAsia="en-IN"/>
+              </w:rPr>
+              <w:t>Spring.batch.job.enabled=false with this in starting the program the jib will not run automatically, so now we can use rest API to launch the job</w:t>
+            </w:r>
+          </w:p>
+          <w:p>
+            <w:pPr>
+              <w:rPr>
+                <w:rFonts w:ascii="Comic Sans MS" w:eastAsia="Times New Roman" w:hAnsi="Comic Sans MS" w:cs="Times New Roman"/>
+                <w:sz w:val="24"/>
+                <w:szCs w:val="24"/>
+                <w:lang w:eastAsia="en-IN"/>
+              </w:rPr>
+            </w:pPr>
+            <w:r>
+              <w:rPr>
+                <w:rFonts w:ascii="Comic Sans MS" w:eastAsia="Times New Roman" w:hAnsi="Comic Sans MS" w:cs="Times New Roman"/>
+                <w:color w:val="000000"/>
+                <w:sz w:val="24"/>
+                <w:szCs w:val="24"/>
+                <w:lang w:eastAsia="en-IN"/>
+              </w:rPr>
+              <w:t>@Enableasync</w:t>
+            </w:r>
+          </w:p>
+          <w:p>
+            <w:pPr>
+              <w:rPr>
+                <w:rFonts w:ascii="Comic Sans MS" w:eastAsia="Times New Roman" w:hAnsi="Comic Sans MS" w:cs="Times New Roman"/>
+                <w:sz w:val="24"/>
+                <w:szCs w:val="24"/>
+                <w:lang w:eastAsia="en-IN"/>
+              </w:rPr>
+            </w:pPr>
+            <w:r>
+              <w:rPr>
+                <w:rFonts w:ascii="Comic Sans MS" w:eastAsia="Times New Roman" w:hAnsi="Comic Sans MS" w:cs="Times New Roman"/>
+                <w:color w:val="000000"/>
+                <w:sz w:val="24"/>
+                <w:szCs w:val="24"/>
+                <w:lang w:eastAsia="en-IN"/>
+              </w:rPr>
+              <w:t>@async - addd this on any method  to run that asynchronous ly.</w:t>
+            </w:r>
+          </w:p>
+          <w:p>
+            <w:pPr>
+              <w:rPr>
+                <w:rFonts w:ascii="Comic Sans MS" w:eastAsia="Times New Roman" w:hAnsi="Comic Sans MS" w:cs="Times New Roman"/>
+                <w:sz w:val="24"/>
+                <w:szCs w:val="24"/>
+                <w:lang w:eastAsia="en-IN"/>
+              </w:rPr>
+            </w:pPr>
+            <w:r>
+              <w:rPr>
+                <w:rFonts w:ascii="Comic Sans MS" w:eastAsia="Times New Roman" w:hAnsi="Comic Sans MS" w:cs="Times New Roman"/>
+                <w:color w:val="000000"/>
+                <w:sz w:val="24"/>
+                <w:szCs w:val="24"/>
+                <w:lang w:eastAsia="en-IN"/>
+              </w:rPr>
+              <w:t>We can pass custom inputs like pojo to the rest controller method job and this pojo , we have to manually set to job params object. And all these job params will be stored in job params table.</w:t>
+            </w:r>
+          </w:p>
+          <w:p>
+            <w:pPr>
+              <w:rPr>
+                <w:rFonts w:ascii="Comic Sans MS" w:eastAsia="Times New Roman" w:hAnsi="Comic Sans MS" w:cs="Times New Roman"/>
+                <w:sz w:val="24"/>
+                <w:szCs w:val="24"/>
+                <w:lang w:eastAsia="en-IN"/>
+              </w:rPr>
+            </w:pPr>
+            <w:r>
+              <w:rPr>
+                <w:rFonts w:ascii="Comic Sans MS" w:eastAsia="Times New Roman" w:hAnsi="Comic Sans MS" w:cs="Times New Roman"/>
+                <w:color w:val="000000"/>
+                <w:sz w:val="24"/>
+                <w:szCs w:val="24"/>
+                <w:lang w:eastAsia="en-IN"/>
+              </w:rPr>
+              <w:t>And interestingly, we can pass the object using@Getmapping annotation </w:t>
+            </w:r>
+          </w:p>
+          <w:p>
+            <w:pPr>
+              <w:spacing w:after="240"/>
+              <w:rPr>
+                <w:rFonts w:ascii="Comic Sans MS" w:eastAsia="Times New Roman" w:hAnsi="Comic Sans MS" w:cs="Times New Roman"/>
+                <w:sz w:val="24"/>
+                <w:szCs w:val="24"/>
+                <w:lang w:eastAsia="en-IN"/>
+              </w:rPr>
+            </w:pPr>
+          </w:p>
+          <w:p>
+            <w:pPr>
+              <w:rPr>
+                <w:rFonts w:ascii="Comic Sans MS" w:eastAsia="Times New Roman" w:hAnsi="Comic Sans MS" w:cs="Times New Roman"/>
+                <w:sz w:val="24"/>
+                <w:szCs w:val="24"/>
+                <w:lang w:eastAsia="en-IN"/>
+              </w:rPr>
+            </w:pPr>
+            <w:r>
+              <w:rPr>
+                <w:rFonts w:ascii="Comic Sans MS" w:eastAsia="Times New Roman" w:hAnsi="Comic Sans MS" w:cs="Times New Roman"/>
+                <w:color w:val="000000"/>
+                <w:sz w:val="24"/>
+                <w:szCs w:val="24"/>
+                <w:lang w:eastAsia="en-IN"/>
+              </w:rPr>
+              <w:t>For scheduling add below annotation</w:t>
+            </w:r>
+          </w:p>
+          <w:p>
+            <w:pPr>
+              <w:rPr>
+                <w:rFonts w:ascii="Comic Sans MS" w:eastAsia="Times New Roman" w:hAnsi="Comic Sans MS" w:cs="Times New Roman"/>
+                <w:sz w:val="24"/>
+                <w:szCs w:val="24"/>
+                <w:lang w:eastAsia="en-IN"/>
+              </w:rPr>
+            </w:pPr>
+            <w:r>
+              <w:rPr>
+                <w:rFonts w:ascii="Comic Sans MS" w:eastAsia="Times New Roman" w:hAnsi="Comic Sans MS" w:cs="Times New Roman"/>
+                <w:color w:val="000000"/>
+                <w:sz w:val="24"/>
+                <w:szCs w:val="24"/>
+                <w:lang w:eastAsia="en-IN"/>
+              </w:rPr>
+              <w:t>@EnableScheduling</w:t>
+            </w:r>
+          </w:p>
+          <w:p>
+            <w:pPr>
+              <w:rPr>
+                <w:rFonts w:ascii="Comic Sans MS" w:eastAsia="Times New Roman" w:hAnsi="Comic Sans MS" w:cs="Times New Roman"/>
+                <w:sz w:val="24"/>
+                <w:szCs w:val="24"/>
+                <w:lang w:eastAsia="en-IN"/>
+              </w:rPr>
+            </w:pPr>
+            <w:r>
+              <w:rPr>
+                <w:rFonts w:ascii="Comic Sans MS" w:eastAsia="Times New Roman" w:hAnsi="Comic Sans MS" w:cs="Times New Roman"/>
+                <w:color w:val="000000"/>
+                <w:sz w:val="24"/>
+                <w:szCs w:val="24"/>
+                <w:lang w:eastAsia="en-IN"/>
+              </w:rPr>
+              <w:t xml:space="preserve">@scheduler (cron="") refer cron </w:t>
+            </w:r>
+            <w:hyperlink r:id="rId6" w:tgtFrame="_blank" w:history="1">
+              <w:r>
+                <w:rPr>
+                  <w:rFonts w:ascii="Comic Sans MS" w:eastAsia="Times New Roman" w:hAnsi="Comic Sans MS" w:cs="Times New Roman"/>
+                  <w:color w:val="000000"/>
+                  <w:sz w:val="24"/>
+                  <w:szCs w:val="24"/>
+                  <w:lang w:eastAsia="en-IN"/>
+                </w:rPr>
+                <w:t>maker.com</w:t>
+              </w:r>
+            </w:hyperlink>
+          </w:p>
+          <w:p>
+            <w:pPr>
+              <w:rPr>
+                <w:rFonts w:ascii="Comic Sans MS" w:eastAsia="Times New Roman" w:hAnsi="Comic Sans MS" w:cs="Times New Roman"/>
+                <w:sz w:val="24"/>
+                <w:szCs w:val="24"/>
+                <w:lang w:eastAsia="en-IN"/>
+              </w:rPr>
+            </w:pPr>
+            <w:r>
+              <w:rPr>
+                <w:rFonts w:ascii="Comic Sans MS" w:eastAsia="Times New Roman" w:hAnsi="Comic Sans MS" w:cs="Times New Roman"/>
+                <w:color w:val="000000"/>
+                <w:sz w:val="24"/>
+                <w:szCs w:val="24"/>
+                <w:lang w:eastAsia="en-IN"/>
+              </w:rPr>
+              <w:t>Website to generate the cron expression</w:t>
+            </w:r>
+          </w:p>
+          <w:p>
+            <w:pPr>
+              <w:rPr>
+                <w:rFonts w:ascii="Comic Sans MS" w:eastAsia="Times New Roman" w:hAnsi="Comic Sans MS" w:cs="Times New Roman"/>
+                <w:sz w:val="24"/>
+                <w:szCs w:val="24"/>
+                <w:lang w:eastAsia="en-IN"/>
+              </w:rPr>
+            </w:pPr>
+            <w:r>
+              <w:rPr>
+                <w:rFonts w:ascii="Comic Sans MS" w:eastAsia="Times New Roman" w:hAnsi="Comic Sans MS" w:cs="Times New Roman"/>
+                <w:color w:val="000000"/>
+                <w:sz w:val="24"/>
+                <w:szCs w:val="24"/>
+                <w:lang w:eastAsia="en-IN"/>
+              </w:rPr>
+              <w:t>Configure for every minute, while doing it remove all the job params which makes it duplicate, keep only time stamp job params</w:t>
+            </w:r>
+          </w:p>
+          <w:p>
+            <w:pPr>
+              <w:spacing w:after="240"/>
+              <w:rPr>
+                <w:rFonts w:ascii="Comic Sans MS" w:eastAsia="Times New Roman" w:hAnsi="Comic Sans MS" w:cs="Times New Roman"/>
+                <w:sz w:val="24"/>
+                <w:szCs w:val="24"/>
+                <w:lang w:eastAsia="en-IN"/>
+              </w:rPr>
+            </w:pPr>
+            <w:r>
+              <w:rPr>
+                <w:rFonts w:ascii="Comic Sans MS" w:eastAsia="Times New Roman" w:hAnsi="Comic Sans MS" w:cs="Times New Roman"/>
+                <w:sz w:val="24"/>
+                <w:szCs w:val="24"/>
+                <w:lang w:eastAsia="en-IN"/>
+              </w:rPr>
+              <w:br/>
+            </w:r>
+          </w:p>
+          <w:p>
+            <w:pPr>
+              <w:rPr>
+                <w:rFonts w:ascii="Comic Sans MS" w:eastAsia="Times New Roman" w:hAnsi="Comic Sans MS" w:cs="Times New Roman"/>
+                <w:sz w:val="24"/>
+                <w:szCs w:val="24"/>
+                <w:lang w:eastAsia="en-IN"/>
+              </w:rPr>
+            </w:pPr>
+            <w:r>
+              <w:rPr>
+                <w:rFonts w:ascii="Comic Sans MS" w:eastAsia="Times New Roman" w:hAnsi="Comic Sans MS" w:cs="Times New Roman"/>
+                <w:color w:val="000000"/>
+                <w:sz w:val="24"/>
+                <w:szCs w:val="24"/>
+                <w:lang w:eastAsia="en-IN"/>
+              </w:rPr>
+              <w:t>Always launch using</w:t>
+            </w:r>
+          </w:p>
+          <w:p>
+            <w:pPr>
+              <w:rPr>
+                <w:rFonts w:ascii="Comic Sans MS" w:eastAsia="Times New Roman" w:hAnsi="Comic Sans MS" w:cs="Times New Roman"/>
+                <w:sz w:val="24"/>
+                <w:szCs w:val="24"/>
+                <w:lang w:eastAsia="en-IN"/>
+              </w:rPr>
+            </w:pPr>
+            <w:r>
+              <w:rPr>
+                <w:rFonts w:ascii="Comic Sans MS" w:eastAsia="Times New Roman" w:hAnsi="Comic Sans MS" w:cs="Times New Roman"/>
+                <w:color w:val="000000"/>
+                <w:sz w:val="24"/>
+                <w:szCs w:val="24"/>
+                <w:lang w:eastAsia="en-IN"/>
+              </w:rPr>
+              <w:t>JobExecution je= JobLauncher.run(jobinstance,jobParameters);</w:t>
+            </w:r>
+          </w:p>
+          <w:p>
+            <w:pPr>
+              <w:rPr>
+                <w:rFonts w:ascii="Comic Sans MS" w:eastAsia="Times New Roman" w:hAnsi="Comic Sans MS" w:cs="Times New Roman"/>
+                <w:sz w:val="24"/>
+                <w:szCs w:val="24"/>
+                <w:lang w:eastAsia="en-IN"/>
+              </w:rPr>
+            </w:pPr>
+          </w:p>
+          <w:p>
+            <w:pPr>
+              <w:rPr>
+                <w:rFonts w:ascii="Comic Sans MS" w:eastAsia="Times New Roman" w:hAnsi="Comic Sans MS" w:cs="Times New Roman"/>
+                <w:sz w:val="24"/>
+                <w:szCs w:val="24"/>
+                <w:lang w:eastAsia="en-IN"/>
+              </w:rPr>
+            </w:pPr>
+            <w:r>
+              <w:rPr>
+                <w:rFonts w:ascii="Comic Sans MS" w:eastAsia="Times New Roman" w:hAnsi="Comic Sans MS" w:cs="Times New Roman"/>
+                <w:color w:val="000000"/>
+                <w:sz w:val="24"/>
+                <w:szCs w:val="24"/>
+                <w:lang w:eastAsia="en-IN"/>
+              </w:rPr>
+              <w:t>When we have scheduler check if always a new job indtance is getting created or a new JobExecution is getting created</w:t>
+            </w:r>
+          </w:p>
+          <w:p>
+            <w:pPr>
+              <w:rPr>
+                <w:rFonts w:ascii="Comic Sans MS" w:eastAsia="Times New Roman" w:hAnsi="Comic Sans MS" w:cs="Times New Roman"/>
+                <w:sz w:val="24"/>
+                <w:szCs w:val="24"/>
+                <w:lang w:eastAsia="en-IN"/>
+              </w:rPr>
+            </w:pPr>
+          </w:p>
+          <w:p>
+            <w:pPr>
+              <w:rPr>
+                <w:rFonts w:ascii="Comic Sans MS" w:eastAsia="Times New Roman" w:hAnsi="Comic Sans MS" w:cs="Times New Roman"/>
+                <w:sz w:val="24"/>
+                <w:szCs w:val="24"/>
+                <w:lang w:eastAsia="en-IN"/>
+              </w:rPr>
+            </w:pPr>
+            <w:r>
+              <w:rPr>
+                <w:rFonts w:ascii="Comic Sans MS" w:eastAsia="Times New Roman" w:hAnsi="Comic Sans MS" w:cs="Times New Roman"/>
+                <w:color w:val="000000"/>
+                <w:sz w:val="24"/>
+                <w:szCs w:val="24"/>
+                <w:lang w:eastAsia="en-IN"/>
+              </w:rPr>
+              <w:t>Stop the job using rest api</w:t>
+            </w:r>
+          </w:p>
+          <w:p>
+            <w:pPr>
+              <w:rPr>
+                <w:rFonts w:ascii="Comic Sans MS" w:eastAsia="Times New Roman" w:hAnsi="Comic Sans MS" w:cs="Times New Roman"/>
+                <w:sz w:val="24"/>
+                <w:szCs w:val="24"/>
+                <w:lang w:eastAsia="en-IN"/>
+              </w:rPr>
+            </w:pPr>
+            <w:r>
+              <w:rPr>
+                <w:rFonts w:ascii="Comic Sans MS" w:eastAsia="Times New Roman" w:hAnsi="Comic Sans MS" w:cs="Times New Roman"/>
+                <w:color w:val="000000"/>
+                <w:sz w:val="24"/>
+                <w:szCs w:val="24"/>
+                <w:lang w:eastAsia="en-IN"/>
+              </w:rPr>
+              <w:lastRenderedPageBreak/>
+              <w:t>---------------</w:t>
+            </w:r>
+          </w:p>
+          <w:p>
+            <w:pPr>
+              <w:rPr>
+                <w:rFonts w:ascii="Comic Sans MS" w:eastAsia="Times New Roman" w:hAnsi="Comic Sans MS" w:cs="Times New Roman"/>
+                <w:sz w:val="24"/>
+                <w:szCs w:val="24"/>
+                <w:lang w:eastAsia="en-IN"/>
+              </w:rPr>
+            </w:pPr>
+            <w:r>
+              <w:rPr>
+                <w:rFonts w:ascii="Comic Sans MS" w:eastAsia="Times New Roman" w:hAnsi="Comic Sans MS" w:cs="Times New Roman"/>
+                <w:color w:val="000000"/>
+                <w:sz w:val="24"/>
+                <w:szCs w:val="24"/>
+                <w:lang w:eastAsia="en-IN"/>
+              </w:rPr>
+              <w:t>Joboperator.stop(job execution id): autowire  the job execution id</w:t>
+            </w:r>
+          </w:p>
+          <w:p>
+            <w:pPr>
+              <w:rPr>
+                <w:rFonts w:ascii="Comic Sans MS" w:eastAsia="Times New Roman" w:hAnsi="Comic Sans MS" w:cs="Times New Roman"/>
+                <w:sz w:val="24"/>
+                <w:szCs w:val="24"/>
+                <w:lang w:eastAsia="en-IN"/>
+              </w:rPr>
+            </w:pPr>
+            <w:r>
+              <w:rPr>
+                <w:rFonts w:ascii="Comic Sans MS" w:eastAsia="Times New Roman" w:hAnsi="Comic Sans MS" w:cs="Times New Roman"/>
+                <w:color w:val="000000"/>
+                <w:sz w:val="24"/>
+                <w:szCs w:val="24"/>
+                <w:lang w:eastAsia="en-IN"/>
+              </w:rPr>
+              <w:t>Immediately the job execution will not be stopped, the current chunk will be completed and the next chunk will not be processed. But current chunk will not be stopped abnormally</w:t>
+            </w:r>
+          </w:p>
+          <w:p>
+            <w:pPr>
+              <w:rPr>
+                <w:rFonts w:ascii="Comic Sans MS" w:eastAsia="Times New Roman" w:hAnsi="Comic Sans MS" w:cs="Times New Roman"/>
+                <w:sz w:val="24"/>
+                <w:szCs w:val="24"/>
+                <w:lang w:eastAsia="en-IN"/>
+              </w:rPr>
+            </w:pPr>
+          </w:p>
+          <w:p>
+            <w:pPr>
+              <w:rPr>
+                <w:rFonts w:ascii="Comic Sans MS" w:eastAsia="Times New Roman" w:hAnsi="Comic Sans MS" w:cs="Times New Roman"/>
+                <w:sz w:val="24"/>
+                <w:szCs w:val="24"/>
+                <w:lang w:eastAsia="en-IN"/>
+              </w:rPr>
+            </w:pPr>
+            <w:r>
+              <w:rPr>
+                <w:rFonts w:ascii="Comic Sans MS" w:eastAsia="Times New Roman" w:hAnsi="Comic Sans MS" w:cs="Times New Roman"/>
+                <w:color w:val="000000"/>
+                <w:sz w:val="24"/>
+                <w:szCs w:val="24"/>
+                <w:lang w:eastAsia="en-IN"/>
+              </w:rPr>
+              <w:t>1) pass the csv file path ,path name as vm args job parameter and fetch the file name </w:t>
+            </w:r>
+          </w:p>
+          <w:p>
+            <w:pPr>
+              <w:rPr>
+                <w:rFonts w:ascii="Comic Sans MS" w:eastAsia="Times New Roman" w:hAnsi="Comic Sans MS" w:cs="Times New Roman"/>
+                <w:sz w:val="24"/>
+                <w:szCs w:val="24"/>
+                <w:lang w:eastAsia="en-IN"/>
+              </w:rPr>
+            </w:pPr>
+            <w:r>
+              <w:rPr>
+                <w:rFonts w:ascii="Comic Sans MS" w:eastAsia="Times New Roman" w:hAnsi="Comic Sans MS" w:cs="Times New Roman"/>
+                <w:color w:val="000000"/>
+                <w:sz w:val="24"/>
+                <w:szCs w:val="24"/>
+                <w:lang w:eastAsia="en-IN"/>
+              </w:rPr>
+              <w:t>2) reading only 3 columns or fields when 4 columns are present in json object use</w:t>
+            </w:r>
+          </w:p>
+          <w:p>
+            <w:pPr>
+              <w:rPr>
+                <w:rFonts w:ascii="Comic Sans MS" w:eastAsia="Times New Roman" w:hAnsi="Comic Sans MS" w:cs="Times New Roman"/>
+                <w:sz w:val="24"/>
+                <w:szCs w:val="24"/>
+                <w:lang w:eastAsia="en-IN"/>
+              </w:rPr>
+            </w:pPr>
+            <w:r>
+              <w:rPr>
+                <w:rFonts w:ascii="Comic Sans MS" w:eastAsia="Times New Roman" w:hAnsi="Comic Sans MS" w:cs="Times New Roman"/>
+                <w:color w:val="000000"/>
+                <w:sz w:val="24"/>
+                <w:szCs w:val="24"/>
+                <w:lang w:eastAsia="en-IN"/>
+              </w:rPr>
+              <w:t>@jsonIgnoreProperties(ignoreUnknown=true)</w:t>
+            </w:r>
+          </w:p>
+          <w:p>
+            <w:pPr>
+              <w:rPr>
+                <w:rFonts w:ascii="Comic Sans MS" w:eastAsia="Times New Roman" w:hAnsi="Comic Sans MS" w:cs="Times New Roman"/>
+                <w:sz w:val="24"/>
+                <w:szCs w:val="24"/>
+                <w:lang w:eastAsia="en-IN"/>
+              </w:rPr>
+            </w:pPr>
+            <w:r>
+              <w:rPr>
+                <w:rFonts w:ascii="Comic Sans MS" w:eastAsia="Times New Roman" w:hAnsi="Comic Sans MS" w:cs="Times New Roman"/>
+                <w:color w:val="000000"/>
+                <w:sz w:val="24"/>
+                <w:szCs w:val="24"/>
+                <w:lang w:eastAsia="en-IN"/>
+              </w:rPr>
+              <w:t>If we don't have that field in pojo , still fine no exception, just it won't map</w:t>
+            </w:r>
+          </w:p>
+          <w:p>
+            <w:pPr>
+              <w:rPr>
+                <w:rFonts w:ascii="Comic Sans MS" w:eastAsia="Times New Roman" w:hAnsi="Comic Sans MS" w:cs="Times New Roman"/>
+                <w:sz w:val="24"/>
+                <w:szCs w:val="24"/>
+                <w:lang w:eastAsia="en-IN"/>
+              </w:rPr>
+            </w:pPr>
+          </w:p>
+          <w:p>
+            <w:pPr>
+              <w:rPr>
+                <w:rFonts w:ascii="Comic Sans MS" w:eastAsia="Times New Roman" w:hAnsi="Comic Sans MS" w:cs="Times New Roman"/>
+                <w:sz w:val="24"/>
+                <w:szCs w:val="24"/>
+                <w:lang w:eastAsia="en-IN"/>
+              </w:rPr>
+            </w:pPr>
+            <w:r>
+              <w:rPr>
+                <w:rFonts w:ascii="Comic Sans MS" w:eastAsia="Times New Roman" w:hAnsi="Comic Sans MS" w:cs="Times New Roman"/>
+                <w:color w:val="000000"/>
+                <w:sz w:val="24"/>
+                <w:szCs w:val="24"/>
+                <w:lang w:eastAsia="en-IN"/>
+              </w:rPr>
+              <w:t>@stepscope</w:t>
+            </w:r>
+          </w:p>
+          <w:p>
+            <w:pPr>
+              <w:rPr>
+                <w:rFonts w:ascii="Comic Sans MS" w:eastAsia="Times New Roman" w:hAnsi="Comic Sans MS" w:cs="Times New Roman"/>
+                <w:sz w:val="24"/>
+                <w:szCs w:val="24"/>
+                <w:lang w:eastAsia="en-IN"/>
+              </w:rPr>
+            </w:pPr>
+            <w:r>
+              <w:rPr>
+                <w:rFonts w:ascii="Comic Sans MS" w:eastAsia="Times New Roman" w:hAnsi="Comic Sans MS" w:cs="Times New Roman"/>
+                <w:color w:val="000000"/>
+                <w:sz w:val="24"/>
+                <w:szCs w:val="24"/>
+                <w:lang w:eastAsia="en-IN"/>
+              </w:rPr>
+              <w:t>Take screen shot at </w:t>
+            </w:r>
+          </w:p>
+          <w:p>
+            <w:pPr>
+              <w:rPr>
+                <w:rFonts w:ascii="Comic Sans MS" w:eastAsia="Times New Roman" w:hAnsi="Comic Sans MS" w:cs="Times New Roman"/>
+                <w:sz w:val="24"/>
+                <w:szCs w:val="24"/>
+                <w:lang w:eastAsia="en-IN"/>
+              </w:rPr>
+            </w:pPr>
+            <w:r>
+              <w:rPr>
+                <w:rFonts w:ascii="Comic Sans MS" w:eastAsia="Times New Roman" w:hAnsi="Comic Sans MS" w:cs="Times New Roman"/>
+                <w:color w:val="000000"/>
+                <w:sz w:val="24"/>
+                <w:szCs w:val="24"/>
+                <w:lang w:eastAsia="en-IN"/>
+              </w:rPr>
+              <w:t>CreateFlatFileitemreader 6:52</w:t>
+            </w:r>
+          </w:p>
+          <w:p>
+            <w:pPr>
+              <w:rPr>
+                <w:rFonts w:ascii="Comic Sans MS" w:eastAsia="Times New Roman" w:hAnsi="Comic Sans MS" w:cs="Times New Roman"/>
+                <w:sz w:val="24"/>
+                <w:szCs w:val="24"/>
+                <w:lang w:eastAsia="en-IN"/>
+              </w:rPr>
+            </w:pPr>
+            <w:r>
+              <w:rPr>
+                <w:rFonts w:ascii="Comic Sans MS" w:eastAsia="Times New Roman" w:hAnsi="Comic Sans MS" w:cs="Times New Roman"/>
+                <w:color w:val="000000"/>
+                <w:sz w:val="24"/>
+                <w:szCs w:val="24"/>
+                <w:lang w:eastAsia="en-IN"/>
+              </w:rPr>
+              <w:t>Passfilename as parameter -- 1:15</w:t>
+            </w:r>
+          </w:p>
+          <w:p>
+            <w:pPr>
+              <w:rPr>
+                <w:rFonts w:ascii="Comic Sans MS" w:eastAsia="Times New Roman" w:hAnsi="Comic Sans MS" w:cs="Times New Roman"/>
+                <w:sz w:val="24"/>
+                <w:szCs w:val="24"/>
+                <w:lang w:eastAsia="en-IN"/>
+              </w:rPr>
+            </w:pPr>
+            <w:r>
+              <w:rPr>
+                <w:rFonts w:ascii="Comic Sans MS" w:eastAsia="Times New Roman" w:hAnsi="Comic Sans MS" w:cs="Times New Roman"/>
+                <w:color w:val="000000"/>
+                <w:sz w:val="24"/>
+                <w:szCs w:val="24"/>
+                <w:lang w:eastAsia="en-IN"/>
+              </w:rPr>
+              <w:t>Json item reader in action.    7:54</w:t>
+            </w:r>
+          </w:p>
+          <w:p>
+            <w:pPr>
+              <w:rPr>
+                <w:rFonts w:ascii="Comic Sans MS" w:eastAsia="Times New Roman" w:hAnsi="Comic Sans MS" w:cs="Times New Roman"/>
+                <w:sz w:val="24"/>
+                <w:szCs w:val="24"/>
+                <w:lang w:eastAsia="en-IN"/>
+              </w:rPr>
+            </w:pPr>
+            <w:r>
+              <w:rPr>
+                <w:rFonts w:ascii="Comic Sans MS" w:eastAsia="Times New Roman" w:hAnsi="Comic Sans MS" w:cs="Times New Roman"/>
+                <w:color w:val="000000"/>
+                <w:sz w:val="24"/>
+                <w:szCs w:val="24"/>
+                <w:lang w:eastAsia="en-IN"/>
+              </w:rPr>
+              <w:t>1) try changing the column names in flat file item reader then u see what happens, try fetching only 1 column data then see what happens</w:t>
+            </w:r>
+          </w:p>
+          <w:p>
+            <w:pPr>
+              <w:rPr>
+                <w:rFonts w:ascii="Comic Sans MS" w:eastAsia="Times New Roman" w:hAnsi="Comic Sans MS" w:cs="Times New Roman"/>
+                <w:sz w:val="24"/>
+                <w:szCs w:val="24"/>
+                <w:lang w:eastAsia="en-IN"/>
+              </w:rPr>
+            </w:pPr>
+            <w:r>
+              <w:rPr>
+                <w:rFonts w:ascii="Comic Sans MS" w:eastAsia="Times New Roman" w:hAnsi="Comic Sans MS" w:cs="Times New Roman"/>
+                <w:color w:val="000000"/>
+                <w:sz w:val="24"/>
+                <w:szCs w:val="24"/>
+                <w:lang w:eastAsia="en-IN"/>
+              </w:rPr>
+              <w:t xml:space="preserve">2) seems all columns in that Excel file are mandatory to be read, try reading only 1/2 columns  then see what happens </w:t>
+            </w:r>
+          </w:p>
+          <w:bookmarkEnd w:id="0"/>
+          <w:p>
+            <w:pPr>
+              <w:rPr>
+                <w:lang w:val="en-US"/>
+              </w:rPr>
+            </w:pPr>
+          </w:p>
+        </w:tc>
+      </w:tr>
+    </w:tbl>
+    <w:p>
+      <w:pPr>
+        <w:rPr>
+          <w:lang w:val="en-US"/>
+        </w:rPr>
+      </w:pPr>
     </w:p>
     <w:p>
       <w:pPr>
@@ -104,21 +1018,7 @@
         <w:rPr>
           <w:lang w:val="en-US"/>
         </w:rPr>
-        <w:t xml:space="preserve">We can skip the individual record </w:t>
-      </w:r>
-      <w:proofErr w:type="spellStart"/>
-      <w:r>
-        <w:rPr>
-          <w:lang w:val="en-US"/>
-        </w:rPr>
-        <w:t>which ever</w:t>
-      </w:r>
-      <w:proofErr w:type="spellEnd"/>
-      <w:r>
-        <w:rPr>
-          <w:lang w:val="en-US"/>
-        </w:rPr>
-        <w:t xml:space="preserve"> is failing</w:t>
+        <w:t>We can skip the individual record which ever is failing</w:t>
       </w:r>
       <w:r>
         <w:rPr>
@@ -143,186 +1043,6 @@
             <wp:extent cx="4676775" cy="1047750"/>
             <wp:effectExtent l="0" t="0" r="9525" b="0"/>
             <wp:docPr id="1" name="Picture 1"/>
-            <wp:cNvGraphicFramePr>
-              <a:graphicFrameLocks xmlns:a="http://schemas.openxmlformats.org/drawingml/2006/main" noChangeAspect="1"/>
-            </wp:cNvGraphicFramePr>
-            <a:graphic xmlns:a="http://schemas.openxmlformats.org/drawingml/2006/main">
-              <a:graphicData uri="http://schemas.openxmlformats.org/drawingml/2006/picture">
-                <pic:pic xmlns:pic="http://schemas.openxmlformats.org/drawingml/2006/picture">
-                  <pic:nvPicPr>
-                    <pic:cNvPr id="1" name=""/>
-                    <pic:cNvPicPr/>
-                  </pic:nvPicPr>
-                  <pic:blipFill>
-                    <a:blip r:embed="rId5"/>
-                    <a:stretch>
-                      <a:fillRect/>
-                    </a:stretch>
-                  </pic:blipFill>
-                  <pic:spPr>
-                    <a:xfrm>
-                      <a:off x="0" y="0"/>
-                      <a:ext cx="4676775" cy="1047750"/>
-                    </a:xfrm>
-                    <a:prstGeom prst="rect">
-                      <a:avLst/>
-                    </a:prstGeom>
-                  </pic:spPr>
-                </pic:pic>
-              </a:graphicData>
-            </a:graphic>
-          </wp:inline>
-        </w:drawing>
-      </w:r>
-    </w:p>
-    <w:p>
-      <w:pPr>
-        <w:rPr>
-          <w:lang w:val="en-US"/>
-        </w:rPr>
-      </w:pPr>
-    </w:p>
-    <w:p>
-      <w:pPr>
-        <w:pStyle w:val="Heading2"/>
-        <w:rPr>
-          <w:lang w:val="en-US"/>
-        </w:rPr>
-      </w:pPr>
-      <w:r>
-        <w:rPr>
-          <w:lang w:val="en-US"/>
-        </w:rPr>
-        <w:t>Overview diagram</w:t>
-      </w:r>
-    </w:p>
-    <w:p>
-      <w:pPr>
-        <w:rPr>
-          <w:lang w:val="en-US"/>
-        </w:rPr>
-      </w:pPr>
-      <w:r>
-        <w:rPr>
-          <w:noProof/>
-          <w:lang w:eastAsia="en-IN"/>
-        </w:rPr>
-        <w:drawing>
-          <wp:inline distT="0" distB="0" distL="0" distR="0" wp14:anchorId="2C87515D" wp14:editId="04A28F20">
-            <wp:extent cx="4252823" cy="1980347"/>
-            <wp:effectExtent l="0" t="0" r="0" b="1270"/>
-            <wp:docPr id="3" name="Picture 3"/>
-            <wp:cNvGraphicFramePr>
-              <a:graphicFrameLocks xmlns:a="http://schemas.openxmlformats.org/drawingml/2006/main" noChangeAspect="1"/>
-            </wp:cNvGraphicFramePr>
-            <a:graphic xmlns:a="http://schemas.openxmlformats.org/drawingml/2006/main">
-              <a:graphicData uri="http://schemas.openxmlformats.org/drawingml/2006/picture">
-                <pic:pic xmlns:pic="http://schemas.openxmlformats.org/drawingml/2006/picture">
-                  <pic:nvPicPr>
-                    <pic:cNvPr id="1" name=""/>
-                    <pic:cNvPicPr/>
-                  </pic:nvPicPr>
-                  <pic:blipFill>
-                    <a:blip r:embed="rId6"/>
-                    <a:stretch>
-                      <a:fillRect/>
-                    </a:stretch>
-                  </pic:blipFill>
-                  <pic:spPr>
-                    <a:xfrm>
-                      <a:off x="0" y="0"/>
-                      <a:ext cx="4266740" cy="1986827"/>
-                    </a:xfrm>
-                    <a:prstGeom prst="rect">
-                      <a:avLst/>
-                    </a:prstGeom>
-                  </pic:spPr>
-                </pic:pic>
-              </a:graphicData>
-            </a:graphic>
-          </wp:inline>
-        </w:drawing>
-      </w:r>
-    </w:p>
-    <w:p>
-      <w:pPr>
-        <w:pStyle w:val="Heading3"/>
-        <w:rPr>
-          <w:lang w:val="en-US"/>
-        </w:rPr>
-      </w:pPr>
-      <w:r>
-        <w:rPr>
-          <w:lang w:val="en-US"/>
-        </w:rPr>
-        <w:t>Tasklet</w:t>
-      </w:r>
-    </w:p>
-    <w:p>
-      <w:pPr>
-        <w:rPr>
-          <w:lang w:val="en-US"/>
-        </w:rPr>
-      </w:pPr>
-      <w:r>
-        <w:rPr>
-          <w:lang w:val="en-US"/>
-        </w:rPr>
-        <w:t>U can create the step with tasklet or u can also create a step with item</w:t>
-      </w:r>
-      <w:r>
-        <w:rPr>
-          <w:lang w:val="en-US"/>
-        </w:rPr>
-        <w:t xml:space="preserve"> </w:t>
-      </w:r>
-      <w:r>
-        <w:rPr>
-          <w:lang w:val="en-US"/>
-        </w:rPr>
-        <w:t>Processor,</w:t>
-      </w:r>
-      <w:r>
-        <w:rPr>
-          <w:lang w:val="en-US"/>
-        </w:rPr>
-        <w:t xml:space="preserve"> </w:t>
-      </w:r>
-      <w:r>
-        <w:rPr>
-          <w:lang w:val="en-US"/>
-        </w:rPr>
-        <w:t>reader,</w:t>
-      </w:r>
-      <w:r>
-        <w:rPr>
-          <w:lang w:val="en-US"/>
-        </w:rPr>
-        <w:t xml:space="preserve"> </w:t>
-      </w:r>
-      <w:r>
-        <w:rPr>
-          <w:lang w:val="en-US"/>
-        </w:rPr>
-        <w:t>and writer</w:t>
-      </w:r>
-    </w:p>
-    <w:p>
-      <w:pPr>
-        <w:rPr>
-          <w:lang w:val="en-US"/>
-        </w:rPr>
-      </w:pPr>
-      <w:r>
-        <w:rPr>
-          <w:noProof/>
-          <w:lang w:eastAsia="en-IN"/>
-        </w:rPr>
-        <w:drawing>
-          <wp:inline distT="0" distB="0" distL="0" distR="0" wp14:anchorId="2A942895" wp14:editId="4C68FE8A">
-            <wp:extent cx="5020574" cy="1348869"/>
-            <wp:effectExtent l="0" t="0" r="8890" b="3810"/>
-            <wp:docPr id="4" name="Picture 4"/>
             <wp:cNvGraphicFramePr>
               <a:graphicFrameLocks xmlns:a="http://schemas.openxmlformats.org/drawingml/2006/main" noChangeAspect="1"/>
             </wp:cNvGraphicFramePr>
@@ -342,7 +1062,7 @@
                   <pic:spPr>
                     <a:xfrm>
                       <a:off x="0" y="0"/>
-                      <a:ext cx="5035572" cy="1352898"/>
+                      <a:ext cx="4676775" cy="1047750"/>
                     </a:xfrm>
                     <a:prstGeom prst="rect">
                       <a:avLst/>
@@ -361,11 +1081,20 @@
           <w:lang w:val="en-US"/>
         </w:rPr>
       </w:pPr>
-      <w:r>
-        <w:rPr>
-          <w:lang w:val="en-US"/>
-        </w:rPr>
-        <w:t>Configure the tasklet in the step</w:t>
+    </w:p>
+    <w:p>
+      <w:pPr>
+        <w:pStyle w:val="Heading2"/>
+        <w:rPr>
+          <w:lang w:val="en-US"/>
+        </w:rPr>
+      </w:pPr>
+      <w:r>
+        <w:rPr>
+          <w:lang w:val="en-US"/>
+        </w:rPr>
+        <w:lastRenderedPageBreak/>
+        <w:t>Overview diagram</w:t>
       </w:r>
     </w:p>
     <w:p>
@@ -380,10 +1109,10 @@
           <w:lang w:eastAsia="en-IN"/>
         </w:rPr>
         <w:drawing>
-          <wp:inline distT="0" distB="0" distL="0" distR="0" wp14:anchorId="46D0791C" wp14:editId="46C30941">
-            <wp:extent cx="3433313" cy="941061"/>
-            <wp:effectExtent l="0" t="0" r="0" b="0"/>
-            <wp:docPr id="5" name="Picture 5"/>
+          <wp:inline distT="0" distB="0" distL="0" distR="0" wp14:anchorId="2C87515D" wp14:editId="04A28F20">
+            <wp:extent cx="4252823" cy="1980347"/>
+            <wp:effectExtent l="0" t="0" r="0" b="1270"/>
+            <wp:docPr id="3" name="Picture 3"/>
             <wp:cNvGraphicFramePr>
               <a:graphicFrameLocks xmlns:a="http://schemas.openxmlformats.org/drawingml/2006/main" noChangeAspect="1"/>
             </wp:cNvGraphicFramePr>
@@ -403,7 +1132,7 @@
                   <pic:spPr>
                     <a:xfrm>
                       <a:off x="0" y="0"/>
-                      <a:ext cx="3451249" cy="945977"/>
+                      <a:ext cx="4266740" cy="1986827"/>
                     </a:xfrm>
                     <a:prstGeom prst="rect">
                       <a:avLst/>
@@ -418,16 +1147,65 @@
     </w:p>
     <w:p>
       <w:pPr>
-        <w:rPr>
-          <w:lang w:val="en-US"/>
-        </w:rPr>
-      </w:pPr>
-      <w:r>
-        <w:rPr>
-          <w:lang w:val="en-US"/>
-        </w:rPr>
-        <w:lastRenderedPageBreak/>
-        <w:t>And then configure the step in that job</w:t>
+        <w:pStyle w:val="Heading3"/>
+        <w:rPr>
+          <w:lang w:val="en-US"/>
+        </w:rPr>
+      </w:pPr>
+      <w:r>
+        <w:rPr>
+          <w:lang w:val="en-US"/>
+        </w:rPr>
+        <w:t>Tasklet</w:t>
+      </w:r>
+    </w:p>
+    <w:p>
+      <w:pPr>
+        <w:rPr>
+          <w:lang w:val="en-US"/>
+        </w:rPr>
+      </w:pPr>
+      <w:r>
+        <w:rPr>
+          <w:lang w:val="en-US"/>
+        </w:rPr>
+        <w:t>U can create the step with tasklet or u can also create a step with item</w:t>
+      </w:r>
+      <w:r>
+        <w:rPr>
+          <w:lang w:val="en-US"/>
+        </w:rPr>
+        <w:t xml:space="preserve"> </w:t>
+      </w:r>
+      <w:r>
+        <w:rPr>
+          <w:lang w:val="en-US"/>
+        </w:rPr>
+        <w:t>Processor,</w:t>
+      </w:r>
+      <w:r>
+        <w:rPr>
+          <w:lang w:val="en-US"/>
+        </w:rPr>
+        <w:t xml:space="preserve"> </w:t>
+      </w:r>
+      <w:r>
+        <w:rPr>
+          <w:lang w:val="en-US"/>
+        </w:rPr>
+        <w:t>reader,</w:t>
+      </w:r>
+      <w:r>
+        <w:rPr>
+          <w:lang w:val="en-US"/>
+        </w:rPr>
+        <w:t xml:space="preserve"> </w:t>
+      </w:r>
+      <w:r>
+        <w:rPr>
+          <w:lang w:val="en-US"/>
+        </w:rPr>
+        <w:t>and writer</w:t>
       </w:r>
     </w:p>
     <w:p>
@@ -442,10 +1220,10 @@
           <w:lang w:eastAsia="en-IN"/>
         </w:rPr>
         <w:drawing>
-          <wp:inline distT="0" distB="0" distL="0" distR="0" wp14:anchorId="7B87ACEA" wp14:editId="534A02A6">
-            <wp:extent cx="4011283" cy="1352353"/>
-            <wp:effectExtent l="0" t="0" r="0" b="635"/>
-            <wp:docPr id="6" name="Picture 6"/>
+          <wp:inline distT="0" distB="0" distL="0" distR="0" wp14:anchorId="2A942895" wp14:editId="4C68FE8A">
+            <wp:extent cx="5020574" cy="1348869"/>
+            <wp:effectExtent l="0" t="0" r="8890" b="3810"/>
+            <wp:docPr id="4" name="Picture 4"/>
             <wp:cNvGraphicFramePr>
               <a:graphicFrameLocks xmlns:a="http://schemas.openxmlformats.org/drawingml/2006/main" noChangeAspect="1"/>
             </wp:cNvGraphicFramePr>
@@ -465,6 +1243,128 @@
                   <pic:spPr>
                     <a:xfrm>
                       <a:off x="0" y="0"/>
+                      <a:ext cx="5035572" cy="1352898"/>
+                    </a:xfrm>
+                    <a:prstGeom prst="rect">
+                      <a:avLst/>
+                    </a:prstGeom>
+                  </pic:spPr>
+                </pic:pic>
+              </a:graphicData>
+            </a:graphic>
+          </wp:inline>
+        </w:drawing>
+      </w:r>
+    </w:p>
+    <w:p>
+      <w:pPr>
+        <w:rPr>
+          <w:lang w:val="en-US"/>
+        </w:rPr>
+      </w:pPr>
+      <w:r>
+        <w:rPr>
+          <w:lang w:val="en-US"/>
+        </w:rPr>
+        <w:t>Configure the tasklet in the step</w:t>
+      </w:r>
+    </w:p>
+    <w:p>
+      <w:pPr>
+        <w:rPr>
+          <w:lang w:val="en-US"/>
+        </w:rPr>
+      </w:pPr>
+      <w:r>
+        <w:rPr>
+          <w:noProof/>
+          <w:lang w:eastAsia="en-IN"/>
+        </w:rPr>
+        <w:drawing>
+          <wp:inline distT="0" distB="0" distL="0" distR="0" wp14:anchorId="46D0791C" wp14:editId="46C30941">
+            <wp:extent cx="3433313" cy="941061"/>
+            <wp:effectExtent l="0" t="0" r="0" b="0"/>
+            <wp:docPr id="5" name="Picture 5"/>
+            <wp:cNvGraphicFramePr>
+              <a:graphicFrameLocks xmlns:a="http://schemas.openxmlformats.org/drawingml/2006/main" noChangeAspect="1"/>
+            </wp:cNvGraphicFramePr>
+            <a:graphic xmlns:a="http://schemas.openxmlformats.org/drawingml/2006/main">
+              <a:graphicData uri="http://schemas.openxmlformats.org/drawingml/2006/picture">
+                <pic:pic xmlns:pic="http://schemas.openxmlformats.org/drawingml/2006/picture">
+                  <pic:nvPicPr>
+                    <pic:cNvPr id="1" name=""/>
+                    <pic:cNvPicPr/>
+                  </pic:nvPicPr>
+                  <pic:blipFill>
+                    <a:blip r:embed="rId10"/>
+                    <a:stretch>
+                      <a:fillRect/>
+                    </a:stretch>
+                  </pic:blipFill>
+                  <pic:spPr>
+                    <a:xfrm>
+                      <a:off x="0" y="0"/>
+                      <a:ext cx="3451249" cy="945977"/>
+                    </a:xfrm>
+                    <a:prstGeom prst="rect">
+                      <a:avLst/>
+                    </a:prstGeom>
+                  </pic:spPr>
+                </pic:pic>
+              </a:graphicData>
+            </a:graphic>
+          </wp:inline>
+        </w:drawing>
+      </w:r>
+    </w:p>
+    <w:p>
+      <w:pPr>
+        <w:rPr>
+          <w:lang w:val="en-US"/>
+        </w:rPr>
+      </w:pPr>
+      <w:r>
+        <w:rPr>
+          <w:lang w:val="en-US"/>
+        </w:rPr>
+        <w:t>And then configure the step in that job</w:t>
+      </w:r>
+    </w:p>
+    <w:p>
+      <w:pPr>
+        <w:rPr>
+          <w:lang w:val="en-US"/>
+        </w:rPr>
+      </w:pPr>
+      <w:r>
+        <w:rPr>
+          <w:noProof/>
+          <w:lang w:eastAsia="en-IN"/>
+        </w:rPr>
+        <w:drawing>
+          <wp:inline distT="0" distB="0" distL="0" distR="0" wp14:anchorId="7B87ACEA" wp14:editId="534A02A6">
+            <wp:extent cx="4011283" cy="1352353"/>
+            <wp:effectExtent l="0" t="0" r="0" b="635"/>
+            <wp:docPr id="6" name="Picture 6"/>
+            <wp:cNvGraphicFramePr>
+              <a:graphicFrameLocks xmlns:a="http://schemas.openxmlformats.org/drawingml/2006/main" noChangeAspect="1"/>
+            </wp:cNvGraphicFramePr>
+            <a:graphic xmlns:a="http://schemas.openxmlformats.org/drawingml/2006/main">
+              <a:graphicData uri="http://schemas.openxmlformats.org/drawingml/2006/picture">
+                <pic:pic xmlns:pic="http://schemas.openxmlformats.org/drawingml/2006/picture">
+                  <pic:nvPicPr>
+                    <pic:cNvPr id="1" name=""/>
+                    <pic:cNvPicPr/>
+                  </pic:nvPicPr>
+                  <pic:blipFill>
+                    <a:blip r:embed="rId11"/>
+                    <a:stretch>
+                      <a:fillRect/>
+                    </a:stretch>
+                  </pic:blipFill>
+                  <pic:spPr>
+                    <a:xfrm>
+                      <a:off x="0" y="0"/>
                       <a:ext cx="4030252" cy="1358748"/>
                     </a:xfrm>
                     <a:prstGeom prst="rect">
@@ -557,15 +1457,7 @@
         <w:t xml:space="preserve">These tables are created by spring batch </w:t>
       </w:r>
       <w:r>
-        <w:t>by the file schema-</w:t>
-      </w:r>
-      <w:proofErr w:type="spellStart"/>
-      <w:r>
-        <w:t>oracle.sql</w:t>
-      </w:r>
-      <w:proofErr w:type="spellEnd"/>
-      <w:r>
-        <w:t xml:space="preserve"> file present in the spring batch jar</w:t>
+        <w:t>by the file schema-oracle.sql file present in the spring batch jar</w:t>
       </w:r>
     </w:p>
     <w:p>
@@ -574,478 +1466,12 @@
           <w:noProof/>
           <w:lang w:eastAsia="en-IN"/>
         </w:rPr>
+        <w:lastRenderedPageBreak/>
         <w:drawing>
           <wp:inline distT="0" distB="0" distL="0" distR="0" wp14:anchorId="545A07E6" wp14:editId="6DF8CBAB">
             <wp:extent cx="2266950" cy="2857500"/>
             <wp:effectExtent l="0" t="0" r="0" b="0"/>
             <wp:docPr id="8" name="Picture 8"/>
-            <wp:cNvGraphicFramePr>
-              <a:graphicFrameLocks xmlns:a="http://schemas.openxmlformats.org/drawingml/2006/main" noChangeAspect="1"/>
-            </wp:cNvGraphicFramePr>
-            <a:graphic xmlns:a="http://schemas.openxmlformats.org/drawingml/2006/main">
-              <a:graphicData uri="http://schemas.openxmlformats.org/drawingml/2006/picture">
-                <pic:pic xmlns:pic="http://schemas.openxmlformats.org/drawingml/2006/picture">
-                  <pic:nvPicPr>
-                    <pic:cNvPr id="1" name=""/>
-                    <pic:cNvPicPr/>
-                  </pic:nvPicPr>
-                  <pic:blipFill>
-                    <a:blip r:embed="rId10"/>
-                    <a:stretch>
-                      <a:fillRect/>
-                    </a:stretch>
-                  </pic:blipFill>
-                  <pic:spPr>
-                    <a:xfrm>
-                      <a:off x="0" y="0"/>
-                      <a:ext cx="2266950" cy="2857500"/>
-                    </a:xfrm>
-                    <a:prstGeom prst="rect">
-                      <a:avLst/>
-                    </a:prstGeom>
-                  </pic:spPr>
-                </pic:pic>
-              </a:graphicData>
-            </a:graphic>
-          </wp:inline>
-        </w:drawing>
-      </w:r>
-    </w:p>
-    <w:p>
-      <w:pPr>
-        <w:rPr>
-          <w:lang w:val="en-US"/>
-        </w:rPr>
-      </w:pPr>
-    </w:p>
-    <w:p>
-      <w:pPr>
-        <w:pStyle w:val="Heading2"/>
-        <w:rPr>
-          <w:rFonts w:ascii="Berlin Sans FB" w:hAnsi="Berlin Sans FB"/>
-          <w:lang w:val="en-US"/>
-        </w:rPr>
-      </w:pPr>
-      <w:proofErr w:type="spellStart"/>
-      <w:r>
-        <w:rPr>
-          <w:rFonts w:ascii="Berlin Sans FB" w:hAnsi="Berlin Sans FB"/>
-          <w:lang w:val="en-US"/>
-        </w:rPr>
-        <w:t>JobInstance</w:t>
-      </w:r>
-      <w:proofErr w:type="spellEnd"/>
-    </w:p>
-    <w:p>
-      <w:pPr>
-        <w:rPr>
-          <w:lang w:val="en-US"/>
-        </w:rPr>
-      </w:pPr>
-      <w:proofErr w:type="gramStart"/>
-      <w:r>
-        <w:rPr>
-          <w:lang w:val="en-US"/>
-        </w:rPr>
-        <w:t>Its</w:t>
-      </w:r>
-      <w:proofErr w:type="gramEnd"/>
-      <w:r>
-        <w:rPr>
-          <w:lang w:val="en-US"/>
-        </w:rPr>
-        <w:t xml:space="preserve"> same like us, for 1 instance 1 time execution, for 1 person – 1 time marriage</w:t>
-      </w:r>
-    </w:p>
-    <w:p>
-      <w:pPr>
-        <w:rPr>
-          <w:lang w:val="en-US"/>
-        </w:rPr>
-      </w:pPr>
-      <w:r>
-        <w:rPr>
-          <w:lang w:val="en-US"/>
-        </w:rPr>
-        <w:t xml:space="preserve">This job instance status will be stored in table </w:t>
-      </w:r>
-      <w:proofErr w:type="spellStart"/>
-      <w:r>
-        <w:rPr>
-          <w:b/>
-          <w:u w:val="single"/>
-          <w:lang w:val="en-US"/>
-        </w:rPr>
-        <w:t>batch_job_instance</w:t>
-      </w:r>
-      <w:proofErr w:type="spellEnd"/>
-      <w:r>
-        <w:rPr>
-          <w:b/>
-          <w:u w:val="single"/>
-          <w:lang w:val="en-US"/>
-        </w:rPr>
-        <w:t xml:space="preserve"> </w:t>
-      </w:r>
-      <w:r>
-        <w:rPr>
-          <w:lang w:val="en-US"/>
-        </w:rPr>
-        <w:t>refer</w:t>
-      </w:r>
-      <w:r>
-        <w:rPr>
-          <w:b/>
-          <w:u w:val="single"/>
-          <w:lang w:val="en-US"/>
-        </w:rPr>
-        <w:t xml:space="preserve"> spring-batch-core jar for </w:t>
-      </w:r>
-      <w:proofErr w:type="spellStart"/>
-      <w:r>
-        <w:rPr>
-          <w:b/>
-          <w:u w:val="single"/>
-          <w:lang w:val="en-US"/>
-        </w:rPr>
-        <w:t>sql</w:t>
-      </w:r>
-      <w:proofErr w:type="spellEnd"/>
-      <w:r>
-        <w:rPr>
-          <w:b/>
-          <w:u w:val="single"/>
-          <w:lang w:val="en-US"/>
-        </w:rPr>
-        <w:t xml:space="preserve"> files</w:t>
-      </w:r>
-      <w:r>
-        <w:rPr>
-          <w:b/>
-          <w:u w:val="single"/>
-          <w:lang w:val="en-US"/>
-        </w:rPr>
-        <w:t xml:space="preserve">   </w:t>
-      </w:r>
-      <w:r>
-        <w:rPr>
-          <w:lang w:val="en-US"/>
-        </w:rPr>
-        <w:t>a</w:t>
-      </w:r>
-      <w:r>
-        <w:rPr>
-          <w:lang w:val="en-US"/>
-        </w:rPr>
-        <w:t xml:space="preserve">nd job execution status will be stored in </w:t>
-      </w:r>
-      <w:proofErr w:type="spellStart"/>
-      <w:r>
-        <w:rPr>
-          <w:b/>
-          <w:u w:val="single"/>
-          <w:lang w:val="en-US"/>
-        </w:rPr>
-        <w:t>batch_job_execution</w:t>
-      </w:r>
-      <w:proofErr w:type="spellEnd"/>
-      <w:r>
-        <w:rPr>
-          <w:lang w:val="en-US"/>
-        </w:rPr>
-        <w:t xml:space="preserve"> table</w:t>
-      </w:r>
-    </w:p>
-    <w:p>
-      <w:pPr>
-        <w:rPr>
-          <w:lang w:val="en-US"/>
-        </w:rPr>
-      </w:pPr>
-      <w:r>
-        <w:rPr>
-          <w:lang w:val="en-US"/>
-        </w:rPr>
-        <w:t>Let</w:t>
-      </w:r>
-      <w:r>
-        <w:rPr>
-          <w:lang w:val="en-US"/>
-        </w:rPr>
-        <w:t>’</w:t>
-      </w:r>
-      <w:r>
-        <w:rPr>
-          <w:lang w:val="en-US"/>
-        </w:rPr>
-        <w:t>s say, every day the job will run, so there will be 1 job instance per</w:t>
-      </w:r>
-      <w:r>
-        <w:rPr>
-          <w:lang w:val="en-US"/>
-        </w:rPr>
-        <w:t xml:space="preserve"> </w:t>
-      </w:r>
-      <w:r>
-        <w:rPr>
-          <w:lang w:val="en-US"/>
-        </w:rPr>
-        <w:t>day.</w:t>
-      </w:r>
-    </w:p>
-    <w:p>
-      <w:pPr>
-        <w:rPr>
-          <w:lang w:val="en-US"/>
-        </w:rPr>
-      </w:pPr>
-      <w:r>
-        <w:rPr>
-          <w:lang w:val="en-US"/>
-        </w:rPr>
-        <w:t xml:space="preserve">Under 1 job </w:t>
-      </w:r>
-      <w:proofErr w:type="gramStart"/>
-      <w:r>
-        <w:rPr>
-          <w:lang w:val="en-US"/>
-        </w:rPr>
-        <w:t>instance ,</w:t>
-      </w:r>
-      <w:proofErr w:type="gramEnd"/>
-      <w:r>
-        <w:rPr>
-          <w:lang w:val="en-US"/>
-        </w:rPr>
-        <w:t xml:space="preserve"> we can have only 1 job execution, we </w:t>
-      </w:r>
-      <w:proofErr w:type="spellStart"/>
-      <w:r>
-        <w:rPr>
-          <w:lang w:val="en-US"/>
-        </w:rPr>
-        <w:t>cant</w:t>
-      </w:r>
-      <w:proofErr w:type="spellEnd"/>
-      <w:r>
-        <w:rPr>
-          <w:lang w:val="en-US"/>
-        </w:rPr>
-        <w:t xml:space="preserve"> have another job execution ,</w:t>
-      </w:r>
-    </w:p>
-    <w:p>
-      <w:pPr>
-        <w:rPr>
-          <w:lang w:val="en-US"/>
-        </w:rPr>
-      </w:pPr>
-      <w:r>
-        <w:rPr>
-          <w:lang w:val="en-US"/>
-        </w:rPr>
-        <w:t xml:space="preserve">But in the below </w:t>
-      </w:r>
-      <w:proofErr w:type="gramStart"/>
-      <w:r>
-        <w:rPr>
-          <w:lang w:val="en-US"/>
-        </w:rPr>
-        <w:t>diagram ,</w:t>
-      </w:r>
-      <w:proofErr w:type="gramEnd"/>
-      <w:r>
-        <w:rPr>
-          <w:lang w:val="en-US"/>
-        </w:rPr>
-        <w:t xml:space="preserve"> since 1</w:t>
-      </w:r>
-      <w:r>
-        <w:rPr>
-          <w:vertAlign w:val="superscript"/>
-          <w:lang w:val="en-US"/>
-        </w:rPr>
-        <w:t>st</w:t>
-      </w:r>
-      <w:r>
-        <w:rPr>
-          <w:lang w:val="en-US"/>
-        </w:rPr>
-        <w:t xml:space="preserve"> job execution failed , only then we can have another job execution</w:t>
-      </w:r>
-    </w:p>
-    <w:p>
-      <w:pPr>
-        <w:rPr>
-          <w:lang w:val="en-US"/>
-        </w:rPr>
-      </w:pPr>
-    </w:p>
-    <w:p>
-      <w:pPr>
-        <w:rPr>
-          <w:lang w:val="en-US"/>
-        </w:rPr>
-      </w:pPr>
-      <w:r>
-        <w:rPr>
-          <w:noProof/>
-          <w:lang w:eastAsia="en-IN"/>
-        </w:rPr>
-        <w:lastRenderedPageBreak/>
-        <w:drawing>
-          <wp:inline distT="0" distB="0" distL="0" distR="0" wp14:anchorId="7C6F8445" wp14:editId="6CFD1BE9">
-            <wp:extent cx="4796287" cy="2440655"/>
-            <wp:effectExtent l="0" t="0" r="4445" b="0"/>
-            <wp:docPr id="7" name="Picture 7"/>
-            <wp:cNvGraphicFramePr>
-              <a:graphicFrameLocks xmlns:a="http://schemas.openxmlformats.org/drawingml/2006/main" noChangeAspect="1"/>
-            </wp:cNvGraphicFramePr>
-            <a:graphic xmlns:a="http://schemas.openxmlformats.org/drawingml/2006/main">
-              <a:graphicData uri="http://schemas.openxmlformats.org/drawingml/2006/picture">
-                <pic:pic xmlns:pic="http://schemas.openxmlformats.org/drawingml/2006/picture">
-                  <pic:nvPicPr>
-                    <pic:cNvPr id="1" name=""/>
-                    <pic:cNvPicPr/>
-                  </pic:nvPicPr>
-                  <pic:blipFill>
-                    <a:blip r:embed="rId11"/>
-                    <a:stretch>
-                      <a:fillRect/>
-                    </a:stretch>
-                  </pic:blipFill>
-                  <pic:spPr>
-                    <a:xfrm>
-                      <a:off x="0" y="0"/>
-                      <a:ext cx="4829098" cy="2457351"/>
-                    </a:xfrm>
-                    <a:prstGeom prst="rect">
-                      <a:avLst/>
-                    </a:prstGeom>
-                  </pic:spPr>
-                </pic:pic>
-              </a:graphicData>
-            </a:graphic>
-          </wp:inline>
-        </w:drawing>
-      </w:r>
-    </w:p>
-    <w:p>
-      <w:pPr>
-        <w:rPr>
-          <w:lang w:val="en-US"/>
-        </w:rPr>
-      </w:pPr>
-    </w:p>
-    <w:p>
-      <w:pPr>
-        <w:pStyle w:val="h4-yellow"/>
-      </w:pPr>
-      <w:r>
-        <w:t xml:space="preserve">Running the same job 2 / n times </w:t>
-      </w:r>
-    </w:p>
-    <w:p>
-      <w:pPr>
-        <w:pStyle w:val="Heading5"/>
-      </w:pPr>
-      <w:proofErr w:type="gramStart"/>
-      <w:r>
-        <w:t>solution</w:t>
-      </w:r>
-      <w:proofErr w:type="gramEnd"/>
-      <w:r>
-        <w:t xml:space="preserve"> -1</w:t>
-      </w:r>
-      <w:r>
-        <w:t xml:space="preserve"> –with diff vm </w:t>
-      </w:r>
-      <w:proofErr w:type="spellStart"/>
-      <w:r>
-        <w:t>args</w:t>
-      </w:r>
-      <w:proofErr w:type="spellEnd"/>
-    </w:p>
-    <w:p>
-      <w:pPr>
-        <w:pStyle w:val="NoSpacing"/>
-      </w:pPr>
-      <w:r>
-        <w:t>By passing the unique job parameters</w:t>
-      </w:r>
-    </w:p>
-    <w:p>
-      <w:r>
-        <w:t>We can run the same job with diff job parameters in vm arguments</w:t>
-      </w:r>
-    </w:p>
-    <w:p/>
-    <w:p>
-      <w:pPr>
-        <w:pStyle w:val="Heading5"/>
-      </w:pPr>
-      <w:r>
-        <w:t>Solution -2</w:t>
-      </w:r>
-      <w:r>
-        <w:t xml:space="preserve"> – use an incrementor</w:t>
-      </w:r>
-    </w:p>
-    <w:p>
-      <w:r>
-        <w:t>Instead of giving the vm arguments every time use below and configure the job</w:t>
-      </w:r>
-    </w:p>
-    <w:p>
-      <w:r>
-        <w:t xml:space="preserve">We should configure the </w:t>
-      </w:r>
-      <w:proofErr w:type="spellStart"/>
-      <w:r>
-        <w:t>incrementer</w:t>
-      </w:r>
-      <w:proofErr w:type="spellEnd"/>
-      <w:r>
-        <w:t xml:space="preserve"> to that job, </w:t>
-      </w:r>
-      <w:r>
-        <w:t xml:space="preserve">else we should provide diff vm </w:t>
-      </w:r>
-      <w:proofErr w:type="spellStart"/>
-      <w:r>
-        <w:t>args</w:t>
-      </w:r>
-      <w:proofErr w:type="spellEnd"/>
-      <w:r>
-        <w:t xml:space="preserve"> each time</w:t>
-      </w:r>
-    </w:p>
-    <w:p>
-      <w:proofErr w:type="gramStart"/>
-      <w:r>
-        <w:t>we</w:t>
-      </w:r>
-      <w:proofErr w:type="gramEnd"/>
-      <w:r>
-        <w:t xml:space="preserve"> can have multiple jobs in our </w:t>
-      </w:r>
-      <w:proofErr w:type="spellStart"/>
-      <w:r>
-        <w:t>appn</w:t>
-      </w:r>
-      <w:proofErr w:type="spellEnd"/>
-    </w:p>
-    <w:p>
-      <w:r>
-        <w:rPr>
-          <w:noProof/>
-          <w:lang w:eastAsia="en-IN"/>
-        </w:rPr>
-        <w:drawing>
-          <wp:inline distT="0" distB="0" distL="0" distR="0" wp14:anchorId="223CF280" wp14:editId="341A4BF7">
-            <wp:extent cx="4106174" cy="1339163"/>
-            <wp:effectExtent l="0" t="0" r="0" b="0"/>
-            <wp:docPr id="15" name="Picture 15"/>
             <wp:cNvGraphicFramePr>
               <a:graphicFrameLocks xmlns:a="http://schemas.openxmlformats.org/drawingml/2006/main" noChangeAspect="1"/>
             </wp:cNvGraphicFramePr>
@@ -1065,7 +1491,7 @@
                   <pic:spPr>
                     <a:xfrm>
                       <a:off x="0" y="0"/>
-                      <a:ext cx="4117337" cy="1342804"/>
+                      <a:ext cx="2266950" cy="2857500"/>
                     </a:xfrm>
                     <a:prstGeom prst="rect">
                       <a:avLst/>
@@ -1087,82 +1513,57 @@
     </w:p>
     <w:p>
       <w:pPr>
-        <w:rPr>
-          <w:lang w:val="en-US"/>
-        </w:rPr>
-      </w:pPr>
-    </w:p>
-    <w:p>
-      <w:pPr>
-        <w:rPr>
-          <w:lang w:val="en-US"/>
-        </w:rPr>
-      </w:pPr>
-    </w:p>
-    <w:p>
-      <w:pPr>
-        <w:rPr>
-          <w:lang w:val="en-US"/>
-        </w:rPr>
-      </w:pPr>
-    </w:p>
-    <w:p>
-      <w:pPr>
-        <w:rPr>
-          <w:lang w:val="en-US"/>
-        </w:rPr>
-      </w:pPr>
-    </w:p>
-    <w:p>
-      <w:pPr>
-        <w:rPr>
-          <w:lang w:val="en-US"/>
-        </w:rPr>
-      </w:pPr>
-    </w:p>
-    <w:p>
-      <w:pPr>
-        <w:rPr>
-          <w:lang w:val="en-US"/>
-        </w:rPr>
-      </w:pPr>
-    </w:p>
-    <w:p>
-      <w:pPr>
-        <w:rPr>
-          <w:lang w:val="en-US"/>
-        </w:rPr>
-      </w:pPr>
-    </w:p>
-    <w:p>
-      <w:pPr>
-        <w:rPr>
-          <w:lang w:val="en-US"/>
-        </w:rPr>
-      </w:pPr>
-    </w:p>
-    <w:p>
-      <w:pPr>
-        <w:pStyle w:val="h2-blue"/>
-      </w:pPr>
-      <w:r>
-        <w:t>Script used by spring to create tables</w:t>
-      </w:r>
-    </w:p>
-    <w:p>
-      <w:pPr>
-        <w:rPr>
-          <w:lang w:val="en-US"/>
-        </w:rPr>
-      </w:pPr>
-      <w:r>
-        <w:rPr>
-          <w:lang w:val="en-US"/>
-        </w:rPr>
-        <w:t>Go</w:t>
-      </w:r>
-      <w:r>
-        <w:rPr>
+        <w:pStyle w:val="Heading2"/>
+        <w:rPr>
+          <w:rFonts w:ascii="Berlin Sans FB" w:hAnsi="Berlin Sans FB"/>
+          <w:lang w:val="en-US"/>
+        </w:rPr>
+      </w:pPr>
+      <w:r>
+        <w:rPr>
+          <w:rFonts w:ascii="Berlin Sans FB" w:hAnsi="Berlin Sans FB"/>
+          <w:lang w:val="en-US"/>
+        </w:rPr>
+        <w:t>JobInstance</w:t>
+      </w:r>
+    </w:p>
+    <w:p>
+      <w:pPr>
+        <w:rPr>
+          <w:lang w:val="en-US"/>
+        </w:rPr>
+      </w:pPr>
+      <w:r>
+        <w:rPr>
+          <w:lang w:val="en-US"/>
+        </w:rPr>
+        <w:t>Its same like us, for 1 instance 1 time execution, for 1 person – 1 time marriage</w:t>
+      </w:r>
+    </w:p>
+    <w:p>
+      <w:pPr>
+        <w:rPr>
+          <w:lang w:val="en-US"/>
+        </w:rPr>
+      </w:pPr>
+      <w:r>
+        <w:rPr>
+          <w:lang w:val="en-US"/>
+        </w:rPr>
+        <w:t xml:space="preserve">This job instance status will be stored in table </w:t>
+      </w:r>
+      <w:r>
+        <w:rPr>
+          <w:b/>
+          <w:u w:val="single"/>
+          <w:lang w:val="en-US"/>
+        </w:rPr>
+        <w:t>batch_job_instance</w:t>
+      </w:r>
+      <w:r>
+        <w:rPr>
+          <w:b/>
+          <w:u w:val="single"/>
           <w:lang w:val="en-US"/>
         </w:rPr>
         <w:t xml:space="preserve"> </w:t>
@@ -1171,7 +1572,74 @@
         <w:rPr>
           <w:lang w:val="en-US"/>
         </w:rPr>
-        <w:t>to the jar and open that package</w:t>
+        <w:t>refer</w:t>
+      </w:r>
+      <w:r>
+        <w:rPr>
+          <w:b/>
+          <w:u w:val="single"/>
+          <w:lang w:val="en-US"/>
+        </w:rPr>
+        <w:t xml:space="preserve"> spring-batch-core jar for sql files</w:t>
+      </w:r>
+      <w:r>
+        <w:rPr>
+          <w:b/>
+          <w:u w:val="single"/>
+          <w:lang w:val="en-US"/>
+        </w:rPr>
+        <w:t xml:space="preserve">   </w:t>
+      </w:r>
+      <w:r>
+        <w:rPr>
+          <w:lang w:val="en-US"/>
+        </w:rPr>
+        <w:t>a</w:t>
+      </w:r>
+      <w:r>
+        <w:rPr>
+          <w:lang w:val="en-US"/>
+        </w:rPr>
+        <w:t xml:space="preserve">nd job execution status will be stored in </w:t>
+      </w:r>
+      <w:r>
+        <w:rPr>
+          <w:b/>
+          <w:u w:val="single"/>
+          <w:lang w:val="en-US"/>
+        </w:rPr>
+        <w:t>batch_job_execution</w:t>
+      </w:r>
+      <w:r>
+        <w:rPr>
+          <w:lang w:val="en-US"/>
+        </w:rPr>
+        <w:t xml:space="preserve"> table</w:t>
+      </w:r>
+    </w:p>
+    <w:p>
+      <w:pPr>
+        <w:rPr>
+          <w:lang w:val="en-US"/>
+        </w:rPr>
+      </w:pPr>
+      <w:r>
+        <w:rPr>
+          <w:lang w:val="en-US"/>
+        </w:rPr>
+        <w:t>Let</w:t>
+      </w:r>
+      <w:r>
+        <w:rPr>
+          <w:lang w:val="en-US"/>
+        </w:rPr>
+        <w:t>’</w:t>
+      </w:r>
+      <w:r>
+        <w:rPr>
+          <w:lang w:val="en-US"/>
+        </w:rPr>
+        <w:t>s say, every day the job will run, so there will be 1 job instance per</w:t>
       </w:r>
       <w:r>
         <w:rPr>
@@ -1179,47 +1647,58 @@
         </w:rPr>
         <w:t xml:space="preserve"> </w:t>
       </w:r>
-      <w:proofErr w:type="gramStart"/>
-      <w:r>
-        <w:rPr>
-          <w:lang w:val="en-US"/>
-        </w:rPr>
-        <w:t>an</w:t>
-      </w:r>
-      <w:proofErr w:type="gramEnd"/>
-      <w:r>
-        <w:rPr>
-          <w:lang w:val="en-US"/>
-        </w:rPr>
-        <w:t xml:space="preserve"> u will see the script used by spring to create tables</w:t>
-      </w:r>
-    </w:p>
-    <w:p>
-      <w:pPr>
-        <w:rPr>
-          <w:lang w:val="en-US"/>
-        </w:rPr>
-      </w:pPr>
-      <w:r>
-        <w:rPr>
-          <w:lang w:val="en-US"/>
-        </w:rPr>
-        <w:t xml:space="preserve">For dropping the table also we have the </w:t>
-      </w:r>
-      <w:proofErr w:type="gramStart"/>
-      <w:r>
-        <w:rPr>
-          <w:lang w:val="en-US"/>
-        </w:rPr>
-        <w:t>script ,</w:t>
-      </w:r>
-      <w:proofErr w:type="gramEnd"/>
-      <w:r>
-        <w:rPr>
-          <w:lang w:val="en-US"/>
-        </w:rPr>
-        <w:t xml:space="preserve"> present in the same location</w:t>
-      </w:r>
+      <w:r>
+        <w:rPr>
+          <w:lang w:val="en-US"/>
+        </w:rPr>
+        <w:t>day.</w:t>
+      </w:r>
+    </w:p>
+    <w:p>
+      <w:pPr>
+        <w:rPr>
+          <w:lang w:val="en-US"/>
+        </w:rPr>
+      </w:pPr>
+      <w:r>
+        <w:rPr>
+          <w:lang w:val="en-US"/>
+        </w:rPr>
+        <w:t>Under 1 job instance , we can have only 1 job execution, we cant have another job execution ,</w:t>
+      </w:r>
+    </w:p>
+    <w:p>
+      <w:pPr>
+        <w:rPr>
+          <w:lang w:val="en-US"/>
+        </w:rPr>
+      </w:pPr>
+      <w:r>
+        <w:rPr>
+          <w:lang w:val="en-US"/>
+        </w:rPr>
+        <w:t>But in the below diagram , since 1</w:t>
+      </w:r>
+      <w:r>
+        <w:rPr>
+          <w:vertAlign w:val="superscript"/>
+          <w:lang w:val="en-US"/>
+        </w:rPr>
+        <w:t>st</w:t>
+      </w:r>
+      <w:r>
+        <w:rPr>
+          <w:lang w:val="en-US"/>
+        </w:rPr>
+        <w:t xml:space="preserve"> job execution failed , only then we can have another job execution</w:t>
+      </w:r>
+    </w:p>
+    <w:p>
+      <w:pPr>
+        <w:rPr>
+          <w:lang w:val="en-US"/>
+        </w:rPr>
+      </w:pPr>
     </w:p>
     <w:p>
       <w:pPr>
@@ -1233,10 +1712,10 @@
           <w:lang w:eastAsia="en-IN"/>
         </w:rPr>
         <w:drawing>
-          <wp:inline distT="0" distB="0" distL="0" distR="0" wp14:anchorId="3792C4EE" wp14:editId="1C390C72">
-            <wp:extent cx="3829050" cy="1095375"/>
-            <wp:effectExtent l="0" t="0" r="0" b="9525"/>
-            <wp:docPr id="2" name="Picture 2"/>
+          <wp:inline distT="0" distB="0" distL="0" distR="0" wp14:anchorId="7C6F8445" wp14:editId="6CFD1BE9">
+            <wp:extent cx="4796287" cy="2440655"/>
+            <wp:effectExtent l="0" t="0" r="4445" b="0"/>
+            <wp:docPr id="7" name="Picture 7"/>
             <wp:cNvGraphicFramePr>
               <a:graphicFrameLocks xmlns:a="http://schemas.openxmlformats.org/drawingml/2006/main" noChangeAspect="1"/>
             </wp:cNvGraphicFramePr>
@@ -1256,7 +1735,7 @@
                   <pic:spPr>
                     <a:xfrm>
                       <a:off x="0" y="0"/>
-                      <a:ext cx="3829050" cy="1095375"/>
+                      <a:ext cx="4829098" cy="2457351"/>
                     </a:xfrm>
                     <a:prstGeom prst="rect">
                       <a:avLst/>
@@ -1268,23 +1747,88 @@
           </wp:inline>
         </w:drawing>
       </w:r>
+    </w:p>
+    <w:p>
+      <w:pPr>
+        <w:rPr>
+          <w:lang w:val="en-US"/>
+        </w:rPr>
+      </w:pPr>
+    </w:p>
+    <w:p>
+      <w:pPr>
+        <w:pStyle w:val="h4-yellow"/>
+      </w:pPr>
+      <w:r>
+        <w:lastRenderedPageBreak/>
+        <w:t xml:space="preserve">Running the same job 2 / n times </w:t>
+      </w:r>
+    </w:p>
+    <w:p>
+      <w:pPr>
+        <w:pStyle w:val="Heading5"/>
+      </w:pPr>
+      <w:r>
+        <w:t>solution -1</w:t>
+      </w:r>
+      <w:r>
+        <w:t xml:space="preserve"> –with diff vm args</w:t>
+      </w:r>
+    </w:p>
+    <w:p>
+      <w:pPr>
+        <w:pStyle w:val="NoSpacing"/>
+      </w:pPr>
+      <w:r>
+        <w:t>By passing the unique job parameters</w:t>
+      </w:r>
+    </w:p>
+    <w:p>
+      <w:r>
+        <w:t>We can run the same job with diff job parameters in vm arguments</w:t>
+      </w:r>
+    </w:p>
+    <w:p/>
+    <w:p>
+      <w:pPr>
+        <w:pStyle w:val="Heading5"/>
+      </w:pPr>
+      <w:r>
+        <w:t>Solution -2</w:t>
+      </w:r>
+      <w:r>
+        <w:t xml:space="preserve"> – use an incrementor</w:t>
+      </w:r>
+    </w:p>
+    <w:p>
+      <w:r>
+        <w:t>Instead of giving the vm arguments every time use below and configure the job</w:t>
+      </w:r>
+    </w:p>
+    <w:p>
+      <w:r>
+        <w:t xml:space="preserve">We should configure the incrementer to that job, </w:t>
+      </w:r>
+      <w:r>
+        <w:t>else we should provide diff vm args each time</w:t>
+      </w:r>
+    </w:p>
+    <w:p>
+      <w:r>
+        <w:t>we can have multiple jobs in our appn</w:t>
+      </w:r>
+    </w:p>
+    <w:p>
       <w:r>
         <w:rPr>
           <w:noProof/>
           <w:lang w:eastAsia="en-IN"/>
         </w:rPr>
-        <w:t xml:space="preserve"> </w:t>
-      </w:r>
-      <w:r>
-        <w:rPr>
-          <w:noProof/>
-          <w:lang w:eastAsia="en-IN"/>
-        </w:rPr>
         <w:drawing>
-          <wp:inline distT="0" distB="0" distL="0" distR="0" wp14:anchorId="745487C0" wp14:editId="6D11CBE9">
-            <wp:extent cx="2352675" cy="1247775"/>
-            <wp:effectExtent l="0" t="0" r="9525" b="9525"/>
-            <wp:docPr id="9" name="Picture 9"/>
+          <wp:inline distT="0" distB="0" distL="0" distR="0" wp14:anchorId="223CF280" wp14:editId="341A4BF7">
+            <wp:extent cx="4106174" cy="1339163"/>
+            <wp:effectExtent l="0" t="0" r="0" b="0"/>
+            <wp:docPr id="15" name="Picture 15"/>
             <wp:cNvGraphicFramePr>
               <a:graphicFrameLocks xmlns:a="http://schemas.openxmlformats.org/drawingml/2006/main" noChangeAspect="1"/>
             </wp:cNvGraphicFramePr>
@@ -1304,6 +1848,218 @@
                   <pic:spPr>
                     <a:xfrm>
                       <a:off x="0" y="0"/>
+                      <a:ext cx="4117337" cy="1342804"/>
+                    </a:xfrm>
+                    <a:prstGeom prst="rect">
+                      <a:avLst/>
+                    </a:prstGeom>
+                  </pic:spPr>
+                </pic:pic>
+              </a:graphicData>
+            </a:graphic>
+          </wp:inline>
+        </w:drawing>
+      </w:r>
+    </w:p>
+    <w:p>
+      <w:pPr>
+        <w:rPr>
+          <w:lang w:val="en-US"/>
+        </w:rPr>
+      </w:pPr>
+    </w:p>
+    <w:p>
+      <w:pPr>
+        <w:rPr>
+          <w:lang w:val="en-US"/>
+        </w:rPr>
+      </w:pPr>
+    </w:p>
+    <w:p>
+      <w:pPr>
+        <w:rPr>
+          <w:lang w:val="en-US"/>
+        </w:rPr>
+      </w:pPr>
+    </w:p>
+    <w:p>
+      <w:pPr>
+        <w:rPr>
+          <w:lang w:val="en-US"/>
+        </w:rPr>
+      </w:pPr>
+    </w:p>
+    <w:p>
+      <w:pPr>
+        <w:rPr>
+          <w:lang w:val="en-US"/>
+        </w:rPr>
+      </w:pPr>
+    </w:p>
+    <w:p>
+      <w:pPr>
+        <w:rPr>
+          <w:lang w:val="en-US"/>
+        </w:rPr>
+      </w:pPr>
+    </w:p>
+    <w:p>
+      <w:pPr>
+        <w:rPr>
+          <w:lang w:val="en-US"/>
+        </w:rPr>
+      </w:pPr>
+    </w:p>
+    <w:p>
+      <w:pPr>
+        <w:rPr>
+          <w:lang w:val="en-US"/>
+        </w:rPr>
+      </w:pPr>
+    </w:p>
+    <w:p>
+      <w:pPr>
+        <w:rPr>
+          <w:lang w:val="en-US"/>
+        </w:rPr>
+      </w:pPr>
+    </w:p>
+    <w:p>
+      <w:pPr>
+        <w:pStyle w:val="h2-blue"/>
+      </w:pPr>
+      <w:r>
+        <w:t>Script used by spring to create tables</w:t>
+      </w:r>
+    </w:p>
+    <w:p>
+      <w:pPr>
+        <w:rPr>
+          <w:lang w:val="en-US"/>
+        </w:rPr>
+      </w:pPr>
+      <w:r>
+        <w:rPr>
+          <w:lang w:val="en-US"/>
+        </w:rPr>
+        <w:t>Go</w:t>
+      </w:r>
+      <w:r>
+        <w:rPr>
+          <w:lang w:val="en-US"/>
+        </w:rPr>
+        <w:t xml:space="preserve"> </w:t>
+      </w:r>
+      <w:r>
+        <w:rPr>
+          <w:lang w:val="en-US"/>
+        </w:rPr>
+        <w:t>to the jar and open that package</w:t>
+      </w:r>
+      <w:r>
+        <w:rPr>
+          <w:lang w:val="en-US"/>
+        </w:rPr>
+        <w:t xml:space="preserve"> an u will see the script used by spring to create tables</w:t>
+      </w:r>
+    </w:p>
+    <w:p>
+      <w:pPr>
+        <w:rPr>
+          <w:lang w:val="en-US"/>
+        </w:rPr>
+      </w:pPr>
+      <w:r>
+        <w:rPr>
+          <w:lang w:val="en-US"/>
+        </w:rPr>
+        <w:t>For dropping the table also we have the script , present in the same location</w:t>
+      </w:r>
+    </w:p>
+    <w:p>
+      <w:pPr>
+        <w:rPr>
+          <w:lang w:val="en-US"/>
+        </w:rPr>
+      </w:pPr>
+      <w:r>
+        <w:rPr>
+          <w:noProof/>
+          <w:lang w:eastAsia="en-IN"/>
+        </w:rPr>
+        <w:lastRenderedPageBreak/>
+        <w:drawing>
+          <wp:inline distT="0" distB="0" distL="0" distR="0" wp14:anchorId="3792C4EE" wp14:editId="1C390C72">
+            <wp:extent cx="3829050" cy="1095375"/>
+            <wp:effectExtent l="0" t="0" r="0" b="9525"/>
+            <wp:docPr id="2" name="Picture 2"/>
+            <wp:cNvGraphicFramePr>
+              <a:graphicFrameLocks xmlns:a="http://schemas.openxmlformats.org/drawingml/2006/main" noChangeAspect="1"/>
+            </wp:cNvGraphicFramePr>
+            <a:graphic xmlns:a="http://schemas.openxmlformats.org/drawingml/2006/main">
+              <a:graphicData uri="http://schemas.openxmlformats.org/drawingml/2006/picture">
+                <pic:pic xmlns:pic="http://schemas.openxmlformats.org/drawingml/2006/picture">
+                  <pic:nvPicPr>
+                    <pic:cNvPr id="1" name=""/>
+                    <pic:cNvPicPr/>
+                  </pic:nvPicPr>
+                  <pic:blipFill>
+                    <a:blip r:embed="rId15"/>
+                    <a:stretch>
+                      <a:fillRect/>
+                    </a:stretch>
+                  </pic:blipFill>
+                  <pic:spPr>
+                    <a:xfrm>
+                      <a:off x="0" y="0"/>
+                      <a:ext cx="3829050" cy="1095375"/>
+                    </a:xfrm>
+                    <a:prstGeom prst="rect">
+                      <a:avLst/>
+                    </a:prstGeom>
+                  </pic:spPr>
+                </pic:pic>
+              </a:graphicData>
+            </a:graphic>
+          </wp:inline>
+        </w:drawing>
+      </w:r>
+      <w:r>
+        <w:rPr>
+          <w:noProof/>
+          <w:lang w:eastAsia="en-IN"/>
+        </w:rPr>
+        <w:t xml:space="preserve"> </w:t>
+      </w:r>
+      <w:r>
+        <w:rPr>
+          <w:noProof/>
+          <w:lang w:eastAsia="en-IN"/>
+        </w:rPr>
+        <w:drawing>
+          <wp:inline distT="0" distB="0" distL="0" distR="0" wp14:anchorId="745487C0" wp14:editId="6D11CBE9">
+            <wp:extent cx="2352675" cy="1247775"/>
+            <wp:effectExtent l="0" t="0" r="9525" b="9525"/>
+            <wp:docPr id="9" name="Picture 9"/>
+            <wp:cNvGraphicFramePr>
+              <a:graphicFrameLocks xmlns:a="http://schemas.openxmlformats.org/drawingml/2006/main" noChangeAspect="1"/>
+            </wp:cNvGraphicFramePr>
+            <a:graphic xmlns:a="http://schemas.openxmlformats.org/drawingml/2006/main">
+              <a:graphicData uri="http://schemas.openxmlformats.org/drawingml/2006/picture">
+                <pic:pic xmlns:pic="http://schemas.openxmlformats.org/drawingml/2006/picture">
+                  <pic:nvPicPr>
+                    <pic:cNvPr id="1" name=""/>
+                    <pic:cNvPicPr/>
+                  </pic:nvPicPr>
+                  <pic:blipFill>
+                    <a:blip r:embed="rId16"/>
+                    <a:stretch>
+                      <a:fillRect/>
+                    </a:stretch>
+                  </pic:blipFill>
+                  <pic:spPr>
+                    <a:xfrm>
+                      <a:off x="0" y="0"/>
                       <a:ext cx="2352675" cy="1247775"/>
                     </a:xfrm>
                     <a:prstGeom prst="rect">
@@ -1325,7 +2081,7 @@
       </w:pPr>
     </w:p>
     <w:sectPr>
-      <w:pgSz w:w="11906" w:h="16838"/>
+      <w:pgSz w:w="24480" w:h="15840" w:orient="landscape" w:code="3"/>
       <w:pgMar w:top="1440" w:right="1440" w:bottom="1440" w:left="1440" w:header="708" w:footer="708" w:gutter="0"/>
       <w:cols w:space="708"/>
       <w:docGrid w:linePitch="360"/>
@@ -2279,6 +3035,61 @@
       <w:color w:val="2E74B5" w:themeColor="accent1" w:themeShade="BF"/>
     </w:rPr>
   </w:style>
+  <w:style w:type="table" w:styleId="TableGrid">
+    <w:name w:val="Table Grid"/>
+    <w:basedOn w:val="TableNormal"/>
+    <w:uiPriority w:val="39"/>
+    <w:rsid w:val="00F67565"/>
+    <w:pPr>
+      <w:spacing w:after="0" w:line="240" w:lineRule="auto"/>
+    </w:pPr>
+    <w:tblPr>
+      <w:tblInd w:w="0" w:type="dxa"/>
+      <w:tblBorders>
+        <w:top w:val="single" w:sz="4" w:space="0" w:color="auto"/>
+        <w:left w:val="single" w:sz="4" w:space="0" w:color="auto"/>
+        <w:bottom w:val="single" w:sz="4" w:space="0" w:color="auto"/>
+        <w:right w:val="single" w:sz="4" w:space="0" w:color="auto"/>
+        <w:insideH w:val="single" w:sz="4" w:space="0" w:color="auto"/>
+        <w:insideV w:val="single" w:sz="4" w:space="0" w:color="auto"/>
+      </w:tblBorders>
+      <w:tblCellMar>
+        <w:top w:w="0" w:type="dxa"/>
+        <w:left w:w="108" w:type="dxa"/>
+        <w:bottom w:w="0" w:type="dxa"/>
+        <w:right w:w="108" w:type="dxa"/>
+      </w:tblCellMar>
+    </w:tblPr>
+  </w:style>
+  <w:style w:type="paragraph" w:styleId="NormalWeb">
+    <w:name w:val="Normal (Web)"/>
+    <w:basedOn w:val="Normal"/>
+    <w:uiPriority w:val="99"/>
+    <w:semiHidden/>
+    <w:unhideWhenUsed/>
+    <w:rsid w:val="00F67565"/>
+    <w:pPr>
+      <w:spacing w:before="100" w:beforeAutospacing="1" w:after="100" w:afterAutospacing="1" w:line="240" w:lineRule="auto"/>
+    </w:pPr>
+    <w:rPr>
+      <w:rFonts w:ascii="Times New Roman" w:eastAsia="Times New Roman" w:hAnsi="Times New Roman" w:cs="Times New Roman"/>
+      <w:sz w:val="24"/>
+      <w:szCs w:val="24"/>
+      <w:lang w:eastAsia="en-IN"/>
+    </w:rPr>
+  </w:style>
+  <w:style w:type="character" w:styleId="Hyperlink">
+    <w:name w:val="Hyperlink"/>
+    <w:basedOn w:val="DefaultParagraphFont"/>
+    <w:uiPriority w:val="99"/>
+    <w:semiHidden/>
+    <w:unhideWhenUsed/>
+    <w:rsid w:val="0052485C"/>
+    <w:rPr>
+      <w:color w:val="0000FF"/>
+      <w:u w:val="single"/>
+    </w:rPr>
+  </w:style>
 </w:styles>
 </file>
 
@@ -2541,4 +3352,16 @@
     </a:ext>
   </a:extLst>
 </a:theme>
+</file>
+
+<file path=customXml/item1.xml><?xml version="1.0" encoding="utf-8"?>
+<b:Sources xmlns:b="http://schemas.openxmlformats.org/officeDocument/2006/bibliography" xmlns="http://schemas.openxmlformats.org/officeDocument/2006/bibliography" SelectedStyle="\APASixthEditionOfficeOnline.xsl" StyleName="APA" Version="6"/>
+</file>
+
+<file path=customXml/itemProps1.xml><?xml version="1.0" encoding="utf-8"?>
+<ds:datastoreItem xmlns:ds="http://schemas.openxmlformats.org/officeDocument/2006/customXml" ds:itemID="{C7DA224F-E722-4770-B8CA-213BB1FDB6A3}">
+  <ds:schemaRefs>
+    <ds:schemaRef ds:uri="http://schemas.openxmlformats.org/officeDocument/2006/bibliography"/>
+  </ds:schemaRefs>
+</ds:datastoreItem>
 </file>